--- a/Quanta, Actually - SERIES/QED Course/chapters/Lesson 04 Four Vectors and Lorentz Transformations.docx
+++ b/Quanta, Actually - SERIES/QED Course/chapters/Lesson 04 Four Vectors and Lorentz Transformations.docx
@@ -17,7 +17,7 @@
         <w:jc w:val="center"/>
       </w:pPr>
       <w:r>
-        <w:t>Lesson 4 of the Complete Quantum Electrodynamics Course</w:t>
+        <w:t>Lesson 4 of Quantum, Actually, Volume 2: A QED Course</w:t>
       </w:r>
     </w:p>
     <w:p>
@@ -81,6 +81,59 @@
       <w:r>
         <w:t>This lesson is a notation lesson in the same sense that Lesson 1 was. The ideas are few, but the habits must become reflexes: raising and lowering indices, summing repeated indices, and reading off invariants. Work in natural units with ℏ = c = 1 throughout, as agreed in Lesson 3. Expect six to eight focused hours.</w:t>
       </w:r>
+    </w:p>
+    <w:tbl>
+      <w:tblPr>
+        <w:tblW w:type="auto" w:w="0"/>
+        <w:jc w:val="center"/>
+        <w:tblLayout w:type="fixed"/>
+        <w:tblLook w:firstColumn="1" w:firstRow="1" w:lastColumn="0" w:lastRow="0" w:noHBand="0" w:noVBand="1" w:val="04A0"/>
+        <w:tblBorders>
+          <w:top w:val="single" w:sz="8" w:color="7FA7CF"/>
+          <w:left w:val="single" w:sz="8" w:color="7FA7CF"/>
+          <w:bottom w:val="single" w:sz="8" w:color="7FA7CF"/>
+          <w:right w:val="single" w:sz="8" w:color="7FA7CF"/>
+        </w:tblBorders>
+      </w:tblPr>
+      <w:tblGrid>
+        <w:gridCol w:w="9392"/>
+      </w:tblGrid>
+      <w:tr>
+        <w:tc>
+          <w:tcPr>
+            <w:tcW w:type="dxa" w:w="9392"/>
+            <w:shd w:fill="F3F7FB"/>
+            <w:tcMar>
+              <w:top w:w="140" w:type="dxa"/>
+              <w:start w:w="140" w:type="dxa"/>
+              <w:bottom w:w="140" w:type="dxa"/>
+              <w:end w:w="140" w:type="dxa"/>
+            </w:tcMar>
+          </w:tcPr>
+          <w:p>
+            <w:r>
+              <w:rPr>
+                <w:b/>
+                <w:color w:val="1F4E78"/>
+              </w:rPr>
+              <w:t>Plain-language start</w:t>
+            </w:r>
+          </w:p>
+          <w:p>
+            <w:pPr>
+              <w:spacing w:after="60"/>
+            </w:pPr>
+            <w:r>
+              <w:t>A four-vector is just four numbers (a time part and three space parts) that change in a fixed way when you change observer. The lesson's one trick is a 'dot product' with a minus sign, which gives numbers that every observer agrees on, such as a particle's mass.</w:t>
+            </w:r>
+          </w:p>
+        </w:tc>
+      </w:tr>
+    </w:tbl>
+    <w:p>
+      <w:pPr>
+        <w:spacing w:after="80"/>
+      </w:pPr>
     </w:p>
     <w:p>
       <w:pPr>
@@ -309,7 +362,13 @@
           </w:tcPr>
           <w:p>
             <w:r>
-              <w:t>x^μ</w:t>
+              <w:t>x</w:t>
+            </w:r>
+            <w:r>
+              <w:rPr>
+                <w:vertAlign w:val="superscript"/>
+              </w:rPr>
+              <w:t>μ</w:t>
             </w:r>
           </w:p>
         </w:tc>
@@ -346,7 +405,13 @@
           </w:tcPr>
           <w:p>
             <w:r>
-              <w:t>x_μ</w:t>
+              <w:t>x</w:t>
+            </w:r>
+            <w:r>
+              <w:rPr>
+                <w:vertAlign w:val="subscript"/>
+              </w:rPr>
+              <w:t>μ</w:t>
             </w:r>
           </w:p>
         </w:tc>
@@ -383,7 +448,13 @@
           </w:tcPr>
           <w:p>
             <w:r>
-              <w:t>g_μν</w:t>
+              <w:t>g</w:t>
+            </w:r>
+            <w:r>
+              <w:rPr>
+                <w:vertAlign w:val="subscript"/>
+              </w:rPr>
+              <w:t>μν</w:t>
             </w:r>
           </w:p>
         </w:tc>
@@ -420,7 +491,19 @@
           </w:tcPr>
           <w:p>
             <w:r>
-              <w:t>δ^μ_ν</w:t>
+              <w:t>δ</w:t>
+            </w:r>
+            <w:r>
+              <w:rPr>
+                <w:vertAlign w:val="superscript"/>
+              </w:rPr>
+              <w:t>μ</w:t>
+            </w:r>
+            <w:r>
+              <w:rPr>
+                <w:vertAlign w:val="subscript"/>
+              </w:rPr>
+              <w:t>ν</w:t>
             </w:r>
           </w:p>
         </w:tc>
@@ -457,7 +540,19 @@
           </w:tcPr>
           <w:p>
             <w:r>
-              <w:t>Λ^μ_ν</w:t>
+              <w:t>Λ</w:t>
+            </w:r>
+            <w:r>
+              <w:rPr>
+                <w:vertAlign w:val="superscript"/>
+              </w:rPr>
+              <w:t>μ</w:t>
+            </w:r>
+            <w:r>
+              <w:rPr>
+                <w:vertAlign w:val="subscript"/>
+              </w:rPr>
+              <w:t>ν</w:t>
             </w:r>
           </w:p>
         </w:tc>
@@ -512,7 +607,25 @@
           </w:tcPr>
           <w:p>
             <w:r>
-              <w:t>Scalar product a^μ b_μ = a⁰b⁰ − a·b</w:t>
+              <w:t>Scalar product a</w:t>
+            </w:r>
+            <w:r>
+              <w:rPr>
+                <w:vertAlign w:val="superscript"/>
+              </w:rPr>
+              <w:t>μ</w:t>
+            </w:r>
+            <w:r>
+              <w:t xml:space="preserve"> b</w:t>
+            </w:r>
+            <w:r>
+              <w:rPr>
+                <w:vertAlign w:val="subscript"/>
+              </w:rPr>
+              <w:t>μ</w:t>
+            </w:r>
+            <w:r>
+              <w:t xml:space="preserve"> = a⁰b⁰ − a·b</w:t>
             </w:r>
           </w:p>
         </w:tc>
@@ -531,7 +644,13 @@
           </w:tcPr>
           <w:p>
             <w:r>
-              <w:t>∂_μ</w:t>
+              <w:t>∂</w:t>
+            </w:r>
+            <w:r>
+              <w:rPr>
+                <w:vertAlign w:val="subscript"/>
+              </w:rPr>
+              <w:t>μ</w:t>
             </w:r>
           </w:p>
         </w:tc>
@@ -548,7 +667,25 @@
           </w:tcPr>
           <w:p>
             <w:r>
-              <w:t>Four-gradient ∂/∂x^μ = (∂_t, ∇)</w:t>
+              <w:t>Four-gradient ∂/∂x</w:t>
+            </w:r>
+            <w:r>
+              <w:rPr>
+                <w:vertAlign w:val="superscript"/>
+              </w:rPr>
+              <w:t>μ</w:t>
+            </w:r>
+            <w:r>
+              <w:t xml:space="preserve"> = (∂</w:t>
+            </w:r>
+            <w:r>
+              <w:rPr>
+                <w:vertAlign w:val="subscript"/>
+              </w:rPr>
+              <w:t>t</w:t>
+            </w:r>
+            <w:r>
+              <w:t>, ∇)</w:t>
             </w:r>
           </w:p>
         </w:tc>
@@ -586,12 +723,118 @@
           </w:tcPr>
           <w:p>
             <w:r>
-              <w:t>d'Alembertian ∂_μ∂^μ = ∂_t² − ∇²</w:t>
+              <w:t>d'Alembertian ∂</w:t>
+            </w:r>
+            <w:r>
+              <w:rPr>
+                <w:vertAlign w:val="subscript"/>
+              </w:rPr>
+              <w:t>μ</w:t>
+            </w:r>
+            <w:r>
+              <w:t>∂</w:t>
+            </w:r>
+            <w:r>
+              <w:rPr>
+                <w:vertAlign w:val="superscript"/>
+              </w:rPr>
+              <w:t>μ</w:t>
+            </w:r>
+            <w:r>
+              <w:t xml:space="preserve"> = ∂</w:t>
+            </w:r>
+            <w:r>
+              <w:rPr>
+                <w:vertAlign w:val="subscript"/>
+              </w:rPr>
+              <w:t>t</w:t>
+            </w:r>
+            <w:r>
+              <w:t>² − ∇²</w:t>
             </w:r>
           </w:p>
         </w:tc>
       </w:tr>
     </w:tbl>
+    <w:tbl>
+      <w:tblPr>
+        <w:tblW w:type="auto" w:w="0"/>
+        <w:jc w:val="center"/>
+        <w:tblLayout w:type="fixed"/>
+        <w:tblLook w:firstColumn="1" w:firstRow="1" w:lastColumn="0" w:lastRow="0" w:noHBand="0" w:noVBand="1" w:val="04A0"/>
+        <w:tblBorders>
+          <w:top w:val="single" w:sz="8" w:color="7FA7CF"/>
+          <w:left w:val="single" w:sz="8" w:color="7FA7CF"/>
+          <w:bottom w:val="single" w:sz="8" w:color="7FA7CF"/>
+          <w:right w:val="single" w:sz="8" w:color="7FA7CF"/>
+        </w:tblBorders>
+      </w:tblPr>
+      <w:tblGrid>
+        <w:gridCol w:w="9392"/>
+      </w:tblGrid>
+      <w:tr>
+        <w:tc>
+          <w:tcPr>
+            <w:tcW w:type="dxa" w:w="9392"/>
+            <w:shd w:fill="F3F7FB"/>
+            <w:tcMar>
+              <w:top w:w="140" w:type="dxa"/>
+              <w:start w:w="140" w:type="dxa"/>
+              <w:bottom w:w="140" w:type="dxa"/>
+              <w:end w:w="140" w:type="dxa"/>
+            </w:tcMar>
+          </w:tcPr>
+          <w:p>
+            <w:r>
+              <w:rPr>
+                <w:b/>
+                <w:color w:val="1F4E78"/>
+              </w:rPr>
+              <w:t>First pass: the result before the derivation</w:t>
+            </w:r>
+          </w:p>
+          <w:p>
+            <w:pPr>
+              <w:spacing w:after="60"/>
+            </w:pPr>
+            <w:r>
+              <w:t>Four-vectors x</w:t>
+            </w:r>
+            <w:r>
+              <w:rPr>
+                <w:vertAlign w:val="superscript"/>
+              </w:rPr>
+              <w:t>μ</w:t>
+            </w:r>
+            <w:r>
+              <w:t>, p</w:t>
+            </w:r>
+            <w:r>
+              <w:rPr>
+                <w:vertAlign w:val="superscript"/>
+              </w:rPr>
+              <w:t>μ</w:t>
+            </w:r>
+            <w:r>
+              <w:t xml:space="preserve"> transform with one matrix Λ, and the metric g = diag(1, −1, −1, −1) turns any pair into an invariant a·b = a⁰b⁰ − a·b. For a particle, p·p = E² − |p|² = m².</w:t>
+            </w:r>
+          </w:p>
+          <w:p>
+            <w:pPr>
+              <w:spacing w:after="60"/>
+            </w:pPr>
+            <w:r>
+              <w:t>Every amplitude in Lessons 50–79 is built from such dot products, so learning to contract indices here pays off on every later page.</w:t>
+            </w:r>
+          </w:p>
+        </w:tc>
+      </w:tr>
+    </w:tbl>
+    <w:p>
+      <w:pPr>
+        <w:spacing w:after="80"/>
+      </w:pPr>
+    </w:p>
     <w:p>
       <w:pPr>
         <w:pStyle w:val="Heading2"/>
@@ -731,7 +974,16 @@
     </w:p>
     <w:p>
       <w:r>
-        <w:t>The index is a label, not a power. Objects with an upper index are called contravariant, and by definition they transform under a change of inertial frame the way the coordinates do. The spatial part is written in bold, x = (x¹, x², x³), so that x^μ = (t, x).</w:t>
+        <w:t>The index is a label, not a power. Objects with an upper index are called contravariant, and by definition they transform under a change of inertial frame the way the coordinates do. The spatial part is written in bold, x = (x¹, x², x³), so that x</w:t>
+      </w:r>
+      <w:r>
+        <w:rPr>
+          <w:vertAlign w:val="superscript"/>
+        </w:rPr>
+        <w:t>μ</w:t>
+      </w:r>
+      <w:r>
+        <w:t xml:space="preserve"> = (t, x).</w:t>
       </w:r>
     </w:p>
     <w:p>
@@ -1100,7 +1352,112 @@
     </w:p>
     <w:p>
       <w:r>
-        <w:t>The metric lowers an index: x_μ = g_μν x^ν, so that x_μ = (t, −x, −y, −z). Lowering flips the sign of the spatial components. The inverse metric g^μν, numerically the same diagonal matrix, raises an index: x^μ = g^μν x_ν. The two are inverse to each other, g^μρ g_ρν = δ^μ_ν. Some books use the opposite sign convention, diag(−1, +1, +1, +1); the physics is identical, but formulas differ by signs, and the choice must be checked whenever a result is quoted.</w:t>
+        <w:t>The metric lowers an index: x</w:t>
+      </w:r>
+      <w:r>
+        <w:rPr>
+          <w:vertAlign w:val="subscript"/>
+        </w:rPr>
+        <w:t>μ</w:t>
+      </w:r>
+      <w:r>
+        <w:t xml:space="preserve"> = g</w:t>
+      </w:r>
+      <w:r>
+        <w:rPr>
+          <w:vertAlign w:val="subscript"/>
+        </w:rPr>
+        <w:t>μν</w:t>
+      </w:r>
+      <w:r>
+        <w:t xml:space="preserve"> x</w:t>
+      </w:r>
+      <w:r>
+        <w:rPr>
+          <w:vertAlign w:val="superscript"/>
+        </w:rPr>
+        <w:t>ν</w:t>
+      </w:r>
+      <w:r>
+        <w:t>, so that x</w:t>
+      </w:r>
+      <w:r>
+        <w:rPr>
+          <w:vertAlign w:val="subscript"/>
+        </w:rPr>
+        <w:t>μ</w:t>
+      </w:r>
+      <w:r>
+        <w:t xml:space="preserve"> = (t, −x, −y, −z). Lowering flips the sign of the spatial components. The inverse metric g</w:t>
+      </w:r>
+      <w:r>
+        <w:rPr>
+          <w:vertAlign w:val="superscript"/>
+        </w:rPr>
+        <w:t>μν</w:t>
+      </w:r>
+      <w:r>
+        <w:t>, numerically the same diagonal matrix, raises an index: x</w:t>
+      </w:r>
+      <w:r>
+        <w:rPr>
+          <w:vertAlign w:val="superscript"/>
+        </w:rPr>
+        <w:t>μ</w:t>
+      </w:r>
+      <w:r>
+        <w:t xml:space="preserve"> = g</w:t>
+      </w:r>
+      <w:r>
+        <w:rPr>
+          <w:vertAlign w:val="superscript"/>
+        </w:rPr>
+        <w:t>μν</w:t>
+      </w:r>
+      <w:r>
+        <w:t xml:space="preserve"> x</w:t>
+      </w:r>
+      <w:r>
+        <w:rPr>
+          <w:vertAlign w:val="subscript"/>
+        </w:rPr>
+        <w:t>ν</w:t>
+      </w:r>
+      <w:r>
+        <w:t>. The two are inverse to each other, g</w:t>
+      </w:r>
+      <w:r>
+        <w:rPr>
+          <w:vertAlign w:val="superscript"/>
+        </w:rPr>
+        <w:t>μρ</w:t>
+      </w:r>
+      <w:r>
+        <w:t xml:space="preserve"> g</w:t>
+      </w:r>
+      <w:r>
+        <w:rPr>
+          <w:vertAlign w:val="subscript"/>
+        </w:rPr>
+        <w:t>ρν</w:t>
+      </w:r>
+      <w:r>
+        <w:t xml:space="preserve"> = δ</w:t>
+      </w:r>
+      <w:r>
+        <w:rPr>
+          <w:vertAlign w:val="superscript"/>
+        </w:rPr>
+        <w:t>μ</w:t>
+      </w:r>
+      <w:r>
+        <w:rPr>
+          <w:vertAlign w:val="subscript"/>
+        </w:rPr>
+        <w:t>ν</w:t>
+      </w:r>
+      <w:r>
+        <w:t>. Some books use the opposite sign convention, diag(−1, +1, +1, +1); the physics is identical, but formulas differ by signs, and the choice must be checked whenever a result is quoted.</w:t>
       </w:r>
     </w:p>
     <w:p>
@@ -1368,7 +1725,34 @@
     </w:p>
     <w:p>
       <w:r>
-        <w:t>Let a^μ = (3, 1, −2, 0). Then a_μ = (3, −1, 2, 0) and a·a = 9 − 1 − 4 − 0 = 4, so a is timelike. For b^μ = (1, 1, 0, 0), b·b = 1 − 1 = 0: lightlike. The mixed product is a·b = 3 × 1 − 1 × 1 = 2. Note that the covariant components are used in the sum without any extra minus signs; the signs have already been absorbed into the lowering.</w:t>
+        <w:t>Let a</w:t>
+      </w:r>
+      <w:r>
+        <w:rPr>
+          <w:vertAlign w:val="superscript"/>
+        </w:rPr>
+        <w:t>μ</w:t>
+      </w:r>
+      <w:r>
+        <w:t xml:space="preserve"> = (3, 1, −2, 0). Then a</w:t>
+      </w:r>
+      <w:r>
+        <w:rPr>
+          <w:vertAlign w:val="subscript"/>
+        </w:rPr>
+        <w:t>μ</w:t>
+      </w:r>
+      <w:r>
+        <w:t xml:space="preserve"> = (3, −1, 2, 0) and a·a = 9 − 1 − 4 − 0 = 4, so a is timelike. For b</w:t>
+      </w:r>
+      <w:r>
+        <w:rPr>
+          <w:vertAlign w:val="superscript"/>
+        </w:rPr>
+        <w:t>μ</w:t>
+      </w:r>
+      <w:r>
+        <w:t xml:space="preserve"> = (1, 1, 0, 0), b·b = 1 − 1 = 0: lightlike. The mixed product is a·b = 3 × 1 − 1 × 1 = 2. Note that the covariant components are used in the sum without any extra minus signs; the signs have already been absorbed into the lowering.</w:t>
       </w:r>
     </w:p>
     <w:p>
@@ -1451,7 +1835,22 @@
     </w:p>
     <w:p>
       <w:r>
-        <w:t>The matrix Λ^μ_ν has its row index up and its column index down. For a boost with velocity β along the x axis, with γ = cosh φ and γβ = sinh φ as in Lesson 3,</w:t>
+        <w:t>The matrix Λ</w:t>
+      </w:r>
+      <w:r>
+        <w:rPr>
+          <w:vertAlign w:val="superscript"/>
+        </w:rPr>
+        <w:t>μ</w:t>
+      </w:r>
+      <w:r>
+        <w:rPr>
+          <w:vertAlign w:val="subscript"/>
+        </w:rPr>
+        <w:t>ν</w:t>
+      </w:r>
+      <w:r>
+        <w:t xml:space="preserve"> has its row index up and its column index down. For a boost with velocity β along the x axis, with γ = cosh φ and γβ = sinh φ as in Lesson 3,</w:t>
       </w:r>
     </w:p>
     <w:p>
@@ -1589,7 +1988,55 @@
     </w:p>
     <w:p>
       <w:r>
-        <w:t>Invariance of the interval for all x requires g_μν Λ^μ_ρ Λ^ν_σ = g_ρσ, or in matrix form</w:t>
+        <w:t>Invariance of the interval for all x requires g</w:t>
+      </w:r>
+      <w:r>
+        <w:rPr>
+          <w:vertAlign w:val="subscript"/>
+        </w:rPr>
+        <w:t>μν</w:t>
+      </w:r>
+      <w:r>
+        <w:t xml:space="preserve"> Λ</w:t>
+      </w:r>
+      <w:r>
+        <w:rPr>
+          <w:vertAlign w:val="superscript"/>
+        </w:rPr>
+        <w:t>μ</w:t>
+      </w:r>
+      <w:r>
+        <w:rPr>
+          <w:vertAlign w:val="subscript"/>
+        </w:rPr>
+        <w:t>ρ</w:t>
+      </w:r>
+      <w:r>
+        <w:t xml:space="preserve"> Λ</w:t>
+      </w:r>
+      <w:r>
+        <w:rPr>
+          <w:vertAlign w:val="superscript"/>
+        </w:rPr>
+        <w:t>ν</w:t>
+      </w:r>
+      <w:r>
+        <w:rPr>
+          <w:vertAlign w:val="subscript"/>
+        </w:rPr>
+        <w:t>σ</w:t>
+      </w:r>
+      <w:r>
+        <w:t xml:space="preserve"> = g</w:t>
+      </w:r>
+      <w:r>
+        <w:rPr>
+          <w:vertAlign w:val="subscript"/>
+        </w:rPr>
+        <w:t>ρσ</w:t>
+      </w:r>
+      <w:r>
+        <w:t>, or in matrix form</w:t>
       </w:r>
     </w:p>
     <w:p>
@@ -1638,7 +2085,49 @@
     </w:p>
     <w:p>
       <w:r>
-        <w:t>Adding a constant translation, x′^μ = Λ^μ_ν x^ν + a^μ, gives the Poincare group. Physical laws are required to be invariant under this larger group. The translations will give rise to energy and momentum conservation through the Noether theorem (Lesson 28), and the Lorentz part to angular momentum and spin.</w:t>
+        <w:t>Adding a constant translation, x′</w:t>
+      </w:r>
+      <w:r>
+        <w:rPr>
+          <w:vertAlign w:val="superscript"/>
+        </w:rPr>
+        <w:t>μ</w:t>
+      </w:r>
+      <w:r>
+        <w:t xml:space="preserve"> = Λ</w:t>
+      </w:r>
+      <w:r>
+        <w:rPr>
+          <w:vertAlign w:val="superscript"/>
+        </w:rPr>
+        <w:t>μ</w:t>
+      </w:r>
+      <w:r>
+        <w:rPr>
+          <w:vertAlign w:val="subscript"/>
+        </w:rPr>
+        <w:t>ν</w:t>
+      </w:r>
+      <w:r>
+        <w:t xml:space="preserve"> x</w:t>
+      </w:r>
+      <w:r>
+        <w:rPr>
+          <w:vertAlign w:val="superscript"/>
+        </w:rPr>
+        <w:t>ν</w:t>
+      </w:r>
+      <w:r>
+        <w:t xml:space="preserve"> + a</w:t>
+      </w:r>
+      <w:r>
+        <w:rPr>
+          <w:vertAlign w:val="superscript"/>
+        </w:rPr>
+        <w:t>μ</w:t>
+      </w:r>
+      <w:r>
+        <w:t>, gives the Poincare group. Physical laws are required to be invariant under this larger group. The translations will give rise to energy and momentum conservation through the Noether theorem (Lesson 28), and the Lorentz part to angular momentum and spin.</w:t>
       </w:r>
     </w:p>
     <w:p>
@@ -1968,7 +2457,85 @@
     </w:p>
     <w:p>
       <w:r>
-        <w:t>Consider ∂_μ = ∂/∂x^μ. By the chain rule, ∂/∂x′^μ = (∂x^ν/∂x′^μ) ∂/∂x^ν = (Λ⁻¹)^ν_μ ∂_ν, which is precisely the transformation law of a covariant vector. Differentiation with respect to an upper-index coordinate therefore produces a lower index.</w:t>
+        <w:t>Consider ∂</w:t>
+      </w:r>
+      <w:r>
+        <w:rPr>
+          <w:vertAlign w:val="subscript"/>
+        </w:rPr>
+        <w:t>μ</w:t>
+      </w:r>
+      <w:r>
+        <w:t xml:space="preserve"> = ∂/∂x</w:t>
+      </w:r>
+      <w:r>
+        <w:rPr>
+          <w:vertAlign w:val="superscript"/>
+        </w:rPr>
+        <w:t>μ</w:t>
+      </w:r>
+      <w:r>
+        <w:t>. By the chain rule, ∂/∂x′</w:t>
+      </w:r>
+      <w:r>
+        <w:rPr>
+          <w:vertAlign w:val="superscript"/>
+        </w:rPr>
+        <w:t>μ</w:t>
+      </w:r>
+      <w:r>
+        <w:t xml:space="preserve"> = (∂x</w:t>
+      </w:r>
+      <w:r>
+        <w:rPr>
+          <w:vertAlign w:val="superscript"/>
+        </w:rPr>
+        <w:t>ν</w:t>
+      </w:r>
+      <w:r>
+        <w:t>/∂x′</w:t>
+      </w:r>
+      <w:r>
+        <w:rPr>
+          <w:vertAlign w:val="superscript"/>
+        </w:rPr>
+        <w:t>μ</w:t>
+      </w:r>
+      <w:r>
+        <w:t>) ∂/∂x</w:t>
+      </w:r>
+      <w:r>
+        <w:rPr>
+          <w:vertAlign w:val="superscript"/>
+        </w:rPr>
+        <w:t>ν</w:t>
+      </w:r>
+      <w:r>
+        <w:t xml:space="preserve"> = (Λ⁻¹)</w:t>
+      </w:r>
+      <w:r>
+        <w:rPr>
+          <w:vertAlign w:val="superscript"/>
+        </w:rPr>
+        <w:t>ν</w:t>
+      </w:r>
+      <w:r>
+        <w:rPr>
+          <w:vertAlign w:val="subscript"/>
+        </w:rPr>
+        <w:t>μ</w:t>
+      </w:r>
+      <w:r>
+        <w:t xml:space="preserve"> ∂</w:t>
+      </w:r>
+      <w:r>
+        <w:rPr>
+          <w:vertAlign w:val="subscript"/>
+        </w:rPr>
+        <w:t>ν</w:t>
+      </w:r>
+      <w:r>
+        <w:t>, which is precisely the transformation law of a covariant vector. Differentiation with respect to an upper-index coordinate therefore produces a lower index.</w:t>
       </w:r>
     </w:p>
     <w:p>
@@ -2142,7 +2709,58 @@
     </w:p>
     <w:p>
       <w:r>
-        <w:t>The placement of the minus sign is a frequent source of error. The covariant gradient ∂_μ has a plus sign in front of ∇; the contravariant gradient ∂^μ has a minus sign. A useful check is ∂_μ x^ν = δ^ν_μ, which holds with no signs at all.</w:t>
+        <w:t>The placement of the minus sign is a frequent source of error. The covariant gradient ∂</w:t>
+      </w:r>
+      <w:r>
+        <w:rPr>
+          <w:vertAlign w:val="subscript"/>
+        </w:rPr>
+        <w:t>μ</w:t>
+      </w:r>
+      <w:r>
+        <w:t xml:space="preserve"> has a plus sign in front of ∇; the contravariant gradient ∂</w:t>
+      </w:r>
+      <w:r>
+        <w:rPr>
+          <w:vertAlign w:val="superscript"/>
+        </w:rPr>
+        <w:t>μ</w:t>
+      </w:r>
+      <w:r>
+        <w:t xml:space="preserve"> has a minus sign. A useful check is ∂</w:t>
+      </w:r>
+      <w:r>
+        <w:rPr>
+          <w:vertAlign w:val="subscript"/>
+        </w:rPr>
+        <w:t>μ</w:t>
+      </w:r>
+      <w:r>
+        <w:t xml:space="preserve"> x</w:t>
+      </w:r>
+      <w:r>
+        <w:rPr>
+          <w:vertAlign w:val="superscript"/>
+        </w:rPr>
+        <w:t>ν</w:t>
+      </w:r>
+      <w:r>
+        <w:t xml:space="preserve"> = δ</w:t>
+      </w:r>
+      <w:r>
+        <w:rPr>
+          <w:vertAlign w:val="superscript"/>
+        </w:rPr>
+        <w:t>ν</w:t>
+      </w:r>
+      <w:r>
+        <w:rPr>
+          <w:vertAlign w:val="subscript"/>
+        </w:rPr>
+        <w:t>μ</w:t>
+      </w:r>
+      <w:r>
+        <w:t>, which holds with no signs at all.</w:t>
       </w:r>
     </w:p>
     <w:p>
@@ -2247,7 +2865,160 @@
     </w:p>
     <w:p>
       <w:r>
-        <w:t>Compute ∂_μ x^μ and ∂_μ(x^ν x_ν). The first is ∂_t t + ∂ₓ x + ∂ᵧ y + ∂_z z = 4, the dimension of spacetime. For the second, x^ν x_ν = t² − x² − y² − z², and ∂_μ of it is (2t, −2x, −2y, −2z) = 2x_μ, with the lower index as expected. Raising gives ∂^μ(x·x) = 2x^μ, and then ∂_μ ∂^μ (x·x) = 2∂_μ x^μ = 8.</w:t>
+        <w:t>Compute ∂</w:t>
+      </w:r>
+      <w:r>
+        <w:rPr>
+          <w:vertAlign w:val="subscript"/>
+        </w:rPr>
+        <w:t>μ</w:t>
+      </w:r>
+      <w:r>
+        <w:t xml:space="preserve"> x</w:t>
+      </w:r>
+      <w:r>
+        <w:rPr>
+          <w:vertAlign w:val="superscript"/>
+        </w:rPr>
+        <w:t>μ</w:t>
+      </w:r>
+      <w:r>
+        <w:t xml:space="preserve"> and ∂</w:t>
+      </w:r>
+      <w:r>
+        <w:rPr>
+          <w:vertAlign w:val="subscript"/>
+        </w:rPr>
+        <w:t>μ</w:t>
+      </w:r>
+      <w:r>
+        <w:t>(x</w:t>
+      </w:r>
+      <w:r>
+        <w:rPr>
+          <w:vertAlign w:val="superscript"/>
+        </w:rPr>
+        <w:t>ν</w:t>
+      </w:r>
+      <w:r>
+        <w:t xml:space="preserve"> x</w:t>
+      </w:r>
+      <w:r>
+        <w:rPr>
+          <w:vertAlign w:val="subscript"/>
+        </w:rPr>
+        <w:t>ν</w:t>
+      </w:r>
+      <w:r>
+        <w:t>). The first is ∂</w:t>
+      </w:r>
+      <w:r>
+        <w:rPr>
+          <w:vertAlign w:val="subscript"/>
+        </w:rPr>
+        <w:t>t</w:t>
+      </w:r>
+      <w:r>
+        <w:t xml:space="preserve"> t + ∂ₓ x + ∂ᵧ y + ∂</w:t>
+      </w:r>
+      <w:r>
+        <w:rPr>
+          <w:vertAlign w:val="subscript"/>
+        </w:rPr>
+        <w:t>z</w:t>
+      </w:r>
+      <w:r>
+        <w:t xml:space="preserve"> z = 4, the dimension of spacetime. For the second, x</w:t>
+      </w:r>
+      <w:r>
+        <w:rPr>
+          <w:vertAlign w:val="superscript"/>
+        </w:rPr>
+        <w:t>ν</w:t>
+      </w:r>
+      <w:r>
+        <w:t xml:space="preserve"> x</w:t>
+      </w:r>
+      <w:r>
+        <w:rPr>
+          <w:vertAlign w:val="subscript"/>
+        </w:rPr>
+        <w:t>ν</w:t>
+      </w:r>
+      <w:r>
+        <w:t xml:space="preserve"> = t² − x² − y² − z², and ∂</w:t>
+      </w:r>
+      <w:r>
+        <w:rPr>
+          <w:vertAlign w:val="subscript"/>
+        </w:rPr>
+        <w:t>μ</w:t>
+      </w:r>
+      <w:r>
+        <w:t xml:space="preserve"> of it is (2t, −2x, −2y, −2z) = 2x</w:t>
+      </w:r>
+      <w:r>
+        <w:rPr>
+          <w:vertAlign w:val="subscript"/>
+        </w:rPr>
+        <w:t>μ</w:t>
+      </w:r>
+      <w:r>
+        <w:t>, with the lower index as expected. Raising gives ∂</w:t>
+      </w:r>
+      <w:r>
+        <w:rPr>
+          <w:vertAlign w:val="superscript"/>
+        </w:rPr>
+        <w:t>μ</w:t>
+      </w:r>
+      <w:r>
+        <w:t>(x·x) = 2x</w:t>
+      </w:r>
+      <w:r>
+        <w:rPr>
+          <w:vertAlign w:val="superscript"/>
+        </w:rPr>
+        <w:t>μ</w:t>
+      </w:r>
+      <w:r>
+        <w:t>, and then ∂</w:t>
+      </w:r>
+      <w:r>
+        <w:rPr>
+          <w:vertAlign w:val="subscript"/>
+        </w:rPr>
+        <w:t>μ</w:t>
+      </w:r>
+      <w:r>
+        <w:t xml:space="preserve"> ∂</w:t>
+      </w:r>
+      <w:r>
+        <w:rPr>
+          <w:vertAlign w:val="superscript"/>
+        </w:rPr>
+        <w:t>μ</w:t>
+      </w:r>
+      <w:r>
+        <w:t xml:space="preserve"> (x·x) = 2∂</w:t>
+      </w:r>
+      <w:r>
+        <w:rPr>
+          <w:vertAlign w:val="subscript"/>
+        </w:rPr>
+        <w:t>μ</w:t>
+      </w:r>
+      <w:r>
+        <w:t xml:space="preserve"> x</w:t>
+      </w:r>
+      <w:r>
+        <w:rPr>
+          <w:vertAlign w:val="superscript"/>
+        </w:rPr>
+        <w:t>μ</w:t>
+      </w:r>
+      <w:r>
+        <w:t xml:space="preserve"> = 8.</w:t>
       </w:r>
     </w:p>
     <w:p>
@@ -2444,7 +3215,31 @@
     </w:p>
     <w:p>
       <w:r>
-        <w:t>A scalar is a tensor with no indices, and a four-vector is a tensor with one. Products of tensors are tensors, and contracting one upper with one lower index produces a tensor of lower rank. The metric g_μν and the Kronecker delta δ^μ_ν are invariant tensors: their components are the same in every frame, which is another way of stating ΛᵀgΛ = g.</w:t>
+        <w:t>A scalar is a tensor with no indices, and a four-vector is a tensor with one. Products of tensors are tensors, and contracting one upper with one lower index produces a tensor of lower rank. The metric g</w:t>
+      </w:r>
+      <w:r>
+        <w:rPr>
+          <w:vertAlign w:val="subscript"/>
+        </w:rPr>
+        <w:t>μν</w:t>
+      </w:r>
+      <w:r>
+        <w:t xml:space="preserve"> and the Kronecker delta δ</w:t>
+      </w:r>
+      <w:r>
+        <w:rPr>
+          <w:vertAlign w:val="superscript"/>
+        </w:rPr>
+        <w:t>μ</w:t>
+      </w:r>
+      <w:r>
+        <w:rPr>
+          <w:vertAlign w:val="subscript"/>
+        </w:rPr>
+        <w:t>ν</w:t>
+      </w:r>
+      <w:r>
+        <w:t xml:space="preserve"> are invariant tensors: their components are the same in every frame, which is another way of stating ΛᵀgΛ = g.</w:t>
       </w:r>
     </w:p>
     <w:p>
@@ -2457,7 +3252,88 @@
     </w:p>
     <w:p>
       <w:r>
-        <w:t>A rank-2 tensor is symmetric if T^μν = T^νμ and antisymmetric if T^μν = −T^νμ. In four dimensions a symmetric tensor has 10 independent components and an antisymmetric one has 6. The decomposition T^μν = (T^μν + T^νμ)/2 + (T^μν − T^νμ)/2 is preserved by Lorentz transformations. The contraction of a symmetric tensor with an antisymmetric one vanishes identically, a fact that removes many terms in later calculations.</w:t>
+        <w:t>A rank-2 tensor is symmetric if T</w:t>
+      </w:r>
+      <w:r>
+        <w:rPr>
+          <w:vertAlign w:val="superscript"/>
+        </w:rPr>
+        <w:t>μν</w:t>
+      </w:r>
+      <w:r>
+        <w:t xml:space="preserve"> = T</w:t>
+      </w:r>
+      <w:r>
+        <w:rPr>
+          <w:vertAlign w:val="superscript"/>
+        </w:rPr>
+        <w:t>νμ</w:t>
+      </w:r>
+      <w:r>
+        <w:t xml:space="preserve"> and antisymmetric if T</w:t>
+      </w:r>
+      <w:r>
+        <w:rPr>
+          <w:vertAlign w:val="superscript"/>
+        </w:rPr>
+        <w:t>μν</w:t>
+      </w:r>
+      <w:r>
+        <w:t xml:space="preserve"> = −T</w:t>
+      </w:r>
+      <w:r>
+        <w:rPr>
+          <w:vertAlign w:val="superscript"/>
+        </w:rPr>
+        <w:t>νμ</w:t>
+      </w:r>
+      <w:r>
+        <w:t>. In four dimensions a symmetric tensor has 10 independent components and an antisymmetric one has 6. The decomposition T</w:t>
+      </w:r>
+      <w:r>
+        <w:rPr>
+          <w:vertAlign w:val="superscript"/>
+        </w:rPr>
+        <w:t>μν</w:t>
+      </w:r>
+      <w:r>
+        <w:t xml:space="preserve"> = (T</w:t>
+      </w:r>
+      <w:r>
+        <w:rPr>
+          <w:vertAlign w:val="superscript"/>
+        </w:rPr>
+        <w:t>μν</w:t>
+      </w:r>
+      <w:r>
+        <w:t xml:space="preserve"> + T</w:t>
+      </w:r>
+      <w:r>
+        <w:rPr>
+          <w:vertAlign w:val="superscript"/>
+        </w:rPr>
+        <w:t>νμ</w:t>
+      </w:r>
+      <w:r>
+        <w:t>)/2 + (T</w:t>
+      </w:r>
+      <w:r>
+        <w:rPr>
+          <w:vertAlign w:val="superscript"/>
+        </w:rPr>
+        <w:t>μν</w:t>
+      </w:r>
+      <w:r>
+        <w:t xml:space="preserve"> − T</w:t>
+      </w:r>
+      <w:r>
+        <w:rPr>
+          <w:vertAlign w:val="superscript"/>
+        </w:rPr>
+        <w:t>νμ</w:t>
+      </w:r>
+      <w:r>
+        <w:t>)/2 is preserved by Lorentz transformations. The contraction of a symmetric tensor with an antisymmetric one vanishes identically, a fact that removes many terms in later calculations.</w:t>
       </w:r>
     </w:p>
     <w:p>
@@ -2470,7 +3346,52 @@
     </w:p>
     <w:p>
       <w:r>
-        <w:t>The electric and magnetic fields have six components in total, and six is the number of independent components of an antisymmetric rank-2 tensor. This is not a coincidence: Lesson 43 shows that E and B are the components of a single antisymmetric tensor F^μν, and that the Maxwell equations are ∂_μF^μν = j^ν together with an identity. Under a boost the components of F^μν mix, which is the covariant statement that a moving observer sees a magnetic field where a resting observer sees only an electric one.</w:t>
+        <w:t>The electric and magnetic fields have six components in total, and six is the number of independent components of an antisymmetric rank-2 tensor. This is not a coincidence: Lesson 43 shows that E and B are the components of a single antisymmetric tensor F</w:t>
+      </w:r>
+      <w:r>
+        <w:rPr>
+          <w:vertAlign w:val="superscript"/>
+        </w:rPr>
+        <w:t>μν</w:t>
+      </w:r>
+      <w:r>
+        <w:t>, and that the Maxwell equations are ∂</w:t>
+      </w:r>
+      <w:r>
+        <w:rPr>
+          <w:vertAlign w:val="subscript"/>
+        </w:rPr>
+        <w:t>μ</w:t>
+      </w:r>
+      <w:r>
+        <w:t>F</w:t>
+      </w:r>
+      <w:r>
+        <w:rPr>
+          <w:vertAlign w:val="superscript"/>
+        </w:rPr>
+        <w:t>μν</w:t>
+      </w:r>
+      <w:r>
+        <w:t xml:space="preserve"> = j</w:t>
+      </w:r>
+      <w:r>
+        <w:rPr>
+          <w:vertAlign w:val="superscript"/>
+        </w:rPr>
+        <w:t>ν</w:t>
+      </w:r>
+      <w:r>
+        <w:t xml:space="preserve"> together with an identity. Under a boost the components of F</w:t>
+      </w:r>
+      <w:r>
+        <w:rPr>
+          <w:vertAlign w:val="superscript"/>
+        </w:rPr>
+        <w:t>μν</w:t>
+      </w:r>
+      <w:r>
+        <w:t xml:space="preserve"> mix, which is the covariant statement that a moving observer sees a magnetic field where a resting observer sees only an electric one.</w:t>
       </w:r>
     </w:p>
     <w:p>
@@ -2483,7 +3404,25 @@
     </w:p>
     <w:p>
       <w:r>
-        <w:t>The totally antisymmetric symbol ε^μνρσ, with ε^0123 = +1 and sign changes under every transposition of indices, is invariant under proper Lorentz transformations because det Λ = 1. It changes sign under parity. It is used to build the dual field tensor and the axial current, and it appears in traces of four gamma matrices with γ⁵ (Lesson 21).</w:t>
+        <w:t>The totally antisymmetric symbol ε</w:t>
+      </w:r>
+      <w:r>
+        <w:rPr>
+          <w:vertAlign w:val="superscript"/>
+        </w:rPr>
+        <w:t>μνρσ</w:t>
+      </w:r>
+      <w:r>
+        <w:t>, with ε</w:t>
+      </w:r>
+      <w:r>
+        <w:rPr>
+          <w:vertAlign w:val="superscript"/>
+        </w:rPr>
+        <w:t>0123</w:t>
+      </w:r>
+      <w:r>
+        <w:t xml:space="preserve"> = +1 and sign changes under every transposition of indices, is invariant under proper Lorentz transformations because det Λ = 1. It changes sign under parity. It is used to build the dual field tensor and the axial current, and it appears in traces of four gamma matrices with γ⁵ (Lesson 21).</w:t>
       </w:r>
     </w:p>
     <w:p>
@@ -2497,7 +3436,34 @@
     </w:p>
     <w:p>
       <w:r>
-        <w:t>Count the independent components of an antisymmetric tensor A^μν in four dimensions. The diagonal entries vanish, since A^μμ = −A^μμ. Of the 16 − 4 = 12 off-diagonal entries, each is minus its mirror image, leaving 12/2 = 6 independent numbers. For a symmetric tensor the 4 diagonal entries are free and the 12 off-diagonal entries pair up, giving 4 + 6 = 10. The sum 6 + 10 = 16 accounts for every component.</w:t>
+        <w:t>Count the independent components of an antisymmetric tensor A</w:t>
+      </w:r>
+      <w:r>
+        <w:rPr>
+          <w:vertAlign w:val="superscript"/>
+        </w:rPr>
+        <w:t>μν</w:t>
+      </w:r>
+      <w:r>
+        <w:t xml:space="preserve"> in four dimensions. The diagonal entries vanish, since A</w:t>
+      </w:r>
+      <w:r>
+        <w:rPr>
+          <w:vertAlign w:val="superscript"/>
+        </w:rPr>
+        <w:t>μμ</w:t>
+      </w:r>
+      <w:r>
+        <w:t xml:space="preserve"> = −A</w:t>
+      </w:r>
+      <w:r>
+        <w:rPr>
+          <w:vertAlign w:val="superscript"/>
+        </w:rPr>
+        <w:t>μμ</w:t>
+      </w:r>
+      <w:r>
+        <w:t>. Of the 16 − 4 = 12 off-diagonal entries, each is minus its mirror image, leaving 12/2 = 6 independent numbers. For a symmetric tensor the 4 diagonal entries are free and the 12 off-diagonal entries pair up, giving 4 + 6 = 10. The sum 6 + 10 = 16 accounts for every component.</w:t>
       </w:r>
     </w:p>
     <w:p>
@@ -2648,7 +3614,25 @@
     </w:p>
     <w:p>
       <w:r>
-        <w:t>The four-velocity of any massive particle has unit length. Differentiating u·u = 1 with respect to τ shows that the four-acceleration a^μ = du^μ/dτ is orthogonal to the four-velocity, a·u = 0.</w:t>
+        <w:t>The four-velocity of any massive particle has unit length. Differentiating u·u = 1 with respect to τ shows that the four-acceleration a</w:t>
+      </w:r>
+      <w:r>
+        <w:rPr>
+          <w:vertAlign w:val="superscript"/>
+        </w:rPr>
+        <w:t>μ</w:t>
+      </w:r>
+      <w:r>
+        <w:t xml:space="preserve"> = du</w:t>
+      </w:r>
+      <w:r>
+        <w:rPr>
+          <w:vertAlign w:val="superscript"/>
+        </w:rPr>
+        <w:t>μ</w:t>
+      </w:r>
+      <w:r>
+        <w:t>/dτ is orthogonal to the four-velocity, a·u = 0.</w:t>
       </w:r>
     </w:p>
     <w:p>
@@ -2803,7 +3787,46 @@
     </w:p>
     <w:p>
       <w:r>
-        <w:t>Energy and momentum are the time and space components of one four-vector, which is why they transform together and why E² − |p|² is invariant. For a massless particle the definition through proper time fails, but p^μ = (E, p) with p·p = 0 remains a valid lightlike four-vector. Conservation of four-momentum in a collision is a single four-vector equation, Σ p^μ_in = Σ p^μ_out, valid in every frame if it is valid in one.</w:t>
+        <w:t>Energy and momentum are the time and space components of one four-vector, which is why they transform together and why E² − |p|² is invariant. For a massless particle the definition through proper time fails, but p</w:t>
+      </w:r>
+      <w:r>
+        <w:rPr>
+          <w:vertAlign w:val="superscript"/>
+        </w:rPr>
+        <w:t>μ</w:t>
+      </w:r>
+      <w:r>
+        <w:t xml:space="preserve"> = (E, p) with p·p = 0 remains a valid lightlike four-vector. Conservation of four-momentum in a collision is a single four-vector equation, Σ p</w:t>
+      </w:r>
+      <w:r>
+        <w:rPr>
+          <w:vertAlign w:val="superscript"/>
+        </w:rPr>
+        <w:t>μ</w:t>
+      </w:r>
+      <w:r>
+        <w:rPr>
+          <w:vertAlign w:val="subscript"/>
+        </w:rPr>
+        <w:t>in</w:t>
+      </w:r>
+      <w:r>
+        <w:t xml:space="preserve"> = Σ p</w:t>
+      </w:r>
+      <w:r>
+        <w:rPr>
+          <w:vertAlign w:val="superscript"/>
+        </w:rPr>
+        <w:t>μ</w:t>
+      </w:r>
+      <w:r>
+        <w:rPr>
+          <w:vertAlign w:val="subscript"/>
+        </w:rPr>
+        <w:t>out</w:t>
+      </w:r>
+      <w:r>
+        <w:t>, valid in every frame if it is valid in one.</w:t>
       </w:r>
     </w:p>
     <w:p>
@@ -2816,7 +3839,16 @@
     </w:p>
     <w:p>
       <w:r>
-        <w:t>Applying the boost matrix of Section 2.1 to p^μ gives the transformation rules used in Lesson 3.</w:t>
+        <w:t>Applying the boost matrix of Section 2.1 to p</w:t>
+      </w:r>
+      <w:r>
+        <w:rPr>
+          <w:vertAlign w:val="superscript"/>
+        </w:rPr>
+        <w:t>μ</w:t>
+      </w:r>
+      <w:r>
+        <w:t xml:space="preserve"> gives the transformation rules used in Lesson 3.</w:t>
       </w:r>
     </w:p>
     <w:p>
@@ -2952,7 +3984,16 @@
     </w:p>
     <w:p>
       <w:r>
-        <w:t>A plane wave has phase ωt − k·x. The number of wave crests passing an event cannot depend on the observer, so the phase must be a Lorentz scalar. It is the scalar product of x^μ with the wave four-vector.</w:t>
+        <w:t>A plane wave has phase ωt − k·x. The number of wave crests passing an event cannot depend on the observer, so the phase must be a Lorentz scalar. It is the scalar product of x</w:t>
+      </w:r>
+      <w:r>
+        <w:rPr>
+          <w:vertAlign w:val="superscript"/>
+        </w:rPr>
+        <w:t>μ</w:t>
+      </w:r>
+      <w:r>
+        <w:t xml:space="preserve"> with the wave four-vector.</w:t>
       </w:r>
     </w:p>
     <w:p>
@@ -3026,7 +4067,25 @@
     </w:p>
     <w:p>
       <w:r>
-        <w:t>With ℏ = 1 the wave four-vector of a particle is its four-momentum, p^μ = k^μ, and the dispersion relation ω² = |k|² + m² is p·p = m².</w:t>
+        <w:t>With ℏ = 1 the wave four-vector of a particle is its four-momentum, p</w:t>
+      </w:r>
+      <w:r>
+        <w:rPr>
+          <w:vertAlign w:val="superscript"/>
+        </w:rPr>
+        <w:t>μ</w:t>
+      </w:r>
+      <w:r>
+        <w:t xml:space="preserve"> = k</w:t>
+      </w:r>
+      <w:r>
+        <w:rPr>
+          <w:vertAlign w:val="superscript"/>
+        </w:rPr>
+        <w:t>μ</w:t>
+      </w:r>
+      <w:r>
+        <w:t>, and the dispersion relation ω² = |k|² + m² is p·p = m².</w:t>
       </w:r>
     </w:p>
     <w:p>
@@ -3113,7 +4172,88 @@
     </w:p>
     <w:p>
       <w:r>
-        <w:t>The sign convention matters: with this choice, i∂_t acting on the wave gives +E and −i∇ gives +p, so i∂^μ e^(−ip·x) = p^μ e^(−ip·x). The operator identification p^μ → i∂^μ is the covariant version of the quantum mechanical rules E → i∂_t and p → −i∇ (Lesson 13), and the sign of the spatial part is fixed by the metric. Solutions of the form e^(+ip·x) have negative frequency and are the source of the antiparticle interpretation (Lesson 23).</w:t>
+        <w:t>The sign convention matters: with this choice, i∂</w:t>
+      </w:r>
+      <w:r>
+        <w:rPr>
+          <w:vertAlign w:val="subscript"/>
+        </w:rPr>
+        <w:t>t</w:t>
+      </w:r>
+      <w:r>
+        <w:t xml:space="preserve"> acting on the wave gives +E and −i∇ gives +p, so i∂</w:t>
+      </w:r>
+      <w:r>
+        <w:rPr>
+          <w:vertAlign w:val="superscript"/>
+        </w:rPr>
+        <w:t>μ</w:t>
+      </w:r>
+      <w:r>
+        <w:t xml:space="preserve"> e</w:t>
+      </w:r>
+      <w:r>
+        <w:rPr>
+          <w:vertAlign w:val="superscript"/>
+        </w:rPr>
+        <w:t>−ip·x</w:t>
+      </w:r>
+      <w:r>
+        <w:t xml:space="preserve"> = p</w:t>
+      </w:r>
+      <w:r>
+        <w:rPr>
+          <w:vertAlign w:val="superscript"/>
+        </w:rPr>
+        <w:t>μ</w:t>
+      </w:r>
+      <w:r>
+        <w:t xml:space="preserve"> e</w:t>
+      </w:r>
+      <w:r>
+        <w:rPr>
+          <w:vertAlign w:val="superscript"/>
+        </w:rPr>
+        <w:t>−ip·x</w:t>
+      </w:r>
+      <w:r>
+        <w:t>. The operator identification p</w:t>
+      </w:r>
+      <w:r>
+        <w:rPr>
+          <w:vertAlign w:val="superscript"/>
+        </w:rPr>
+        <w:t>μ</w:t>
+      </w:r>
+      <w:r>
+        <w:t xml:space="preserve"> → i∂</w:t>
+      </w:r>
+      <w:r>
+        <w:rPr>
+          <w:vertAlign w:val="superscript"/>
+        </w:rPr>
+        <w:t>μ</w:t>
+      </w:r>
+      <w:r>
+        <w:t xml:space="preserve"> is the covariant version of the quantum mechanical rules E → i∂</w:t>
+      </w:r>
+      <w:r>
+        <w:rPr>
+          <w:vertAlign w:val="subscript"/>
+        </w:rPr>
+        <w:t>t</w:t>
+      </w:r>
+      <w:r>
+        <w:t xml:space="preserve"> and p → −i∇ (Lesson 13), and the sign of the spatial part is fixed by the metric. Solutions of the form e</w:t>
+      </w:r>
+      <w:r>
+        <w:rPr>
+          <w:vertAlign w:val="superscript"/>
+        </w:rPr>
+        <w:t>+ip·x</w:t>
+      </w:r>
+      <w:r>
+        <w:t xml:space="preserve"> have negative frequency and are the source of the antiparticle interpretation (Lesson 23).</w:t>
       </w:r>
     </w:p>
     <w:p>
@@ -3126,7 +4266,25 @@
     </w:p>
     <w:p>
       <w:r>
-        <w:t>A photon moving along +x has k^μ = ω(1, 1, 0, 0). For an observer receding at speed β, the boost gives ω′ = γ(ω − βω) = ω√((1 − β)/(1 + β)), the formula obtained in Lesson 3 by a different route. The boost formalism also handles a photon at any angle: with k^μ = ω(1, cos θ, sin θ, 0), the observed frequency is ω′ = γω(1 − β cos θ), which contains the transverse Doppler effect at θ = 90°.</w:t>
+        <w:t>A photon moving along +x has k</w:t>
+      </w:r>
+      <w:r>
+        <w:rPr>
+          <w:vertAlign w:val="superscript"/>
+        </w:rPr>
+        <w:t>μ</w:t>
+      </w:r>
+      <w:r>
+        <w:t xml:space="preserve"> = ω(1, 1, 0, 0). For an observer receding at speed β, the boost gives ω′ = γ(ω − βω) = ω√((1 − β)/(1 + β)), the formula obtained in Lesson 3 by a different route. The boost formalism also handles a photon at any angle: with k</w:t>
+      </w:r>
+      <w:r>
+        <w:rPr>
+          <w:vertAlign w:val="superscript"/>
+        </w:rPr>
+        <w:t>μ</w:t>
+      </w:r>
+      <w:r>
+        <w:t xml:space="preserve"> = ω(1, cos θ, sin θ, 0), the observed frequency is ω′ = γω(1 − β cos θ), which contains the transverse Doppler effect at θ = 90°.</w:t>
       </w:r>
     </w:p>
     <w:p>
@@ -3140,7 +4298,16 @@
     </w:p>
     <w:p>
       <w:r>
-        <w:t>Show that a boosted photon four-vector remains lightlike. With k^μ = ω(1, cos θ, sin θ, 0), k·k = ω²(1 − cos²θ − sin²θ) = 0. Since k·k is invariant, k′·k′ = 0 too, so ω′ = |k′| in every frame. No boost can bring a photon to rest, in agreement with Lesson 3.</w:t>
+        <w:t>Show that a boosted photon four-vector remains lightlike. With k</w:t>
+      </w:r>
+      <w:r>
+        <w:rPr>
+          <w:vertAlign w:val="superscript"/>
+        </w:rPr>
+        <w:t>μ</w:t>
+      </w:r>
+      <w:r>
+        <w:t xml:space="preserve"> = ω(1, cos θ, sin θ, 0), k·k = ω²(1 − cos²θ − sin²θ) = 0. Since k·k is invariant, k′·k′ = 0 too, so ω′ = |k′| in every frame. No boost can bring a photon to rest, in agreement with Lesson 3.</w:t>
       </w:r>
     </w:p>
     <w:p>
@@ -3268,7 +4435,25 @@
           </w:tcPr>
           <w:p>
             <w:r>
-              <w:t>(∂_μ∂^μ + m²)φ = 0</w:t>
+              <w:t>(∂</w:t>
+            </w:r>
+            <w:r>
+              <w:rPr>
+                <w:vertAlign w:val="subscript"/>
+              </w:rPr>
+              <w:t>μ</w:t>
+            </w:r>
+            <w:r>
+              <w:t>∂</w:t>
+            </w:r>
+            <w:r>
+              <w:rPr>
+                <w:vertAlign w:val="superscript"/>
+              </w:rPr>
+              <w:t>μ</w:t>
+            </w:r>
+            <w:r>
+              <w:t xml:space="preserve"> + m²)φ = 0</w:t>
             </w:r>
           </w:p>
         </w:tc>
@@ -3322,7 +4507,25 @@
           </w:tcPr>
           <w:p>
             <w:r>
-              <w:t>∂_μ j^μ = 0</w:t>
+              <w:t>∂</w:t>
+            </w:r>
+            <w:r>
+              <w:rPr>
+                <w:vertAlign w:val="subscript"/>
+              </w:rPr>
+              <w:t>μ</w:t>
+            </w:r>
+            <w:r>
+              <w:t xml:space="preserve"> j</w:t>
+            </w:r>
+            <w:r>
+              <w:rPr>
+                <w:vertAlign w:val="superscript"/>
+              </w:rPr>
+              <w:t>μ</w:t>
+            </w:r>
+            <w:r>
+              <w:t xml:space="preserve"> = 0</w:t>
             </w:r>
           </w:p>
         </w:tc>
@@ -3358,7 +4561,16 @@
           </w:tcPr>
           <w:p>
             <w:r>
-              <w:t>Conservation of charge: ∂_t ρ + ∇·j = 0 (Lesson 24)</w:t>
+              <w:t>Conservation of charge: ∂</w:t>
+            </w:r>
+            <w:r>
+              <w:rPr>
+                <w:vertAlign w:val="subscript"/>
+              </w:rPr>
+              <w:t>t</w:t>
+            </w:r>
+            <w:r>
+              <w:t xml:space="preserve"> ρ + ∇·j = 0 (Lesson 24)</w:t>
             </w:r>
           </w:p>
         </w:tc>
@@ -3377,7 +4589,31 @@
           </w:tcPr>
           <w:p>
             <w:r>
-              <w:t>m du^μ/dτ = q F^μν u_ν</w:t>
+              <w:t>m du</w:t>
+            </w:r>
+            <w:r>
+              <w:rPr>
+                <w:vertAlign w:val="superscript"/>
+              </w:rPr>
+              <w:t>μ</w:t>
+            </w:r>
+            <w:r>
+              <w:t>/dτ = q F</w:t>
+            </w:r>
+            <w:r>
+              <w:rPr>
+                <w:vertAlign w:val="superscript"/>
+              </w:rPr>
+              <w:t>μν</w:t>
+            </w:r>
+            <w:r>
+              <w:t xml:space="preserve"> u</w:t>
+            </w:r>
+            <w:r>
+              <w:rPr>
+                <w:vertAlign w:val="subscript"/>
+              </w:rPr>
+              <w:t>ν</w:t>
             </w:r>
           </w:p>
         </w:tc>
@@ -3431,7 +4667,31 @@
           </w:tcPr>
           <w:p>
             <w:r>
-              <w:t>∂_μ F^μν = j^ν</w:t>
+              <w:t>∂</w:t>
+            </w:r>
+            <w:r>
+              <w:rPr>
+                <w:vertAlign w:val="subscript"/>
+              </w:rPr>
+              <w:t>μ</w:t>
+            </w:r>
+            <w:r>
+              <w:t xml:space="preserve"> F</w:t>
+            </w:r>
+            <w:r>
+              <w:rPr>
+                <w:vertAlign w:val="superscript"/>
+              </w:rPr>
+              <w:t>μν</w:t>
+            </w:r>
+            <w:r>
+              <w:t xml:space="preserve"> = j</w:t>
+            </w:r>
+            <w:r>
+              <w:rPr>
+                <w:vertAlign w:val="superscript"/>
+              </w:rPr>
+              <w:t>ν</w:t>
             </w:r>
           </w:p>
         </w:tc>
@@ -3486,7 +4746,22 @@
           </w:tcPr>
           <w:p>
             <w:r>
-              <w:t>p^μ = i∂^μ</w:t>
+              <w:t>p</w:t>
+            </w:r>
+            <w:r>
+              <w:rPr>
+                <w:vertAlign w:val="superscript"/>
+              </w:rPr>
+              <w:t>μ</w:t>
+            </w:r>
+            <w:r>
+              <w:t xml:space="preserve"> = i∂</w:t>
+            </w:r>
+            <w:r>
+              <w:rPr>
+                <w:vertAlign w:val="superscript"/>
+              </w:rPr>
+              <w:t>μ</w:t>
             </w:r>
           </w:p>
         </w:tc>
@@ -3528,7 +4803,16 @@
     </w:tbl>
     <w:p>
       <w:r>
-        <w:t>The Schrödinger equation, i∂_t ψ = −∇²ψ/2m, fails the test: one time derivative on the left and two space derivatives on the right cannot be the components of a single tensor equation. That failure is the starting point of Lesson 19.</w:t>
+        <w:t>The Schrödinger equation, i∂</w:t>
+      </w:r>
+      <w:r>
+        <w:rPr>
+          <w:vertAlign w:val="subscript"/>
+        </w:rPr>
+        <w:t>t</w:t>
+      </w:r>
+      <w:r>
+        <w:t xml:space="preserve"> ψ = −∇²ψ/2m, fails the test: one time derivative on the left and two space derivatives on the right cannot be the components of a single tensor equation. That failure is the starting point of Lesson 19.</w:t>
       </w:r>
     </w:p>
     <w:p>
@@ -3838,7 +5122,22 @@
           </w:tcPr>
           <w:p>
             <w:r>
-              <w:t>Λ^μ_ν and ΛᵀgΛ = g</w:t>
+              <w:t>Λ</w:t>
+            </w:r>
+            <w:r>
+              <w:rPr>
+                <w:vertAlign w:val="superscript"/>
+              </w:rPr>
+              <w:t>μ</w:t>
+            </w:r>
+            <w:r>
+              <w:rPr>
+                <w:vertAlign w:val="subscript"/>
+              </w:rPr>
+              <w:t>ν</w:t>
+            </w:r>
+            <w:r>
+              <w:t xml:space="preserve"> and ΛᵀgΛ = g</w:t>
             </w:r>
           </w:p>
         </w:tc>
@@ -3875,7 +5174,16 @@
           </w:tcPr>
           <w:p>
             <w:r>
-              <w:t>∂_μ as a covariant vector</w:t>
+              <w:t>∂</w:t>
+            </w:r>
+            <w:r>
+              <w:rPr>
+                <w:vertAlign w:val="subscript"/>
+              </w:rPr>
+              <w:t>μ</w:t>
+            </w:r>
+            <w:r>
+              <w:t xml:space="preserve"> as a covariant vector</w:t>
             </w:r>
           </w:p>
         </w:tc>
@@ -3892,7 +5200,34 @@
           </w:tcPr>
           <w:p>
             <w:r>
-              <w:t>Covariant derivative D_μ = ∂_μ + iqA_μ (Lesson 41)</w:t>
+              <w:t>Covariant derivative D</w:t>
+            </w:r>
+            <w:r>
+              <w:rPr>
+                <w:vertAlign w:val="subscript"/>
+              </w:rPr>
+              <w:t>μ</w:t>
+            </w:r>
+            <w:r>
+              <w:t xml:space="preserve"> = ∂</w:t>
+            </w:r>
+            <w:r>
+              <w:rPr>
+                <w:vertAlign w:val="subscript"/>
+              </w:rPr>
+              <w:t>μ</w:t>
+            </w:r>
+            <w:r>
+              <w:t xml:space="preserve"> + iqA</w:t>
+            </w:r>
+            <w:r>
+              <w:rPr>
+                <w:vertAlign w:val="subscript"/>
+              </w:rPr>
+              <w:t>μ</w:t>
+            </w:r>
+            <w:r>
+              <w:t xml:space="preserve"> (Lesson 41)</w:t>
             </w:r>
           </w:p>
         </w:tc>
@@ -3912,7 +5247,22 @@
           </w:tcPr>
           <w:p>
             <w:r>
-              <w:t>□ = ∂_μ∂^μ</w:t>
+              <w:t>□ = ∂</w:t>
+            </w:r>
+            <w:r>
+              <w:rPr>
+                <w:vertAlign w:val="subscript"/>
+              </w:rPr>
+              <w:t>μ</w:t>
+            </w:r>
+            <w:r>
+              <w:t>∂</w:t>
+            </w:r>
+            <w:r>
+              <w:rPr>
+                <w:vertAlign w:val="superscript"/>
+              </w:rPr>
+              <w:t>μ</w:t>
             </w:r>
           </w:p>
         </w:tc>
@@ -3966,7 +5316,34 @@
           </w:tcPr>
           <w:p>
             <w:r>
-              <w:t>Field tensor F_μν and the term −¼F_μνF^μν (Lessons 42, 43)</w:t>
+              <w:t>Field tensor F</w:t>
+            </w:r>
+            <w:r>
+              <w:rPr>
+                <w:vertAlign w:val="subscript"/>
+              </w:rPr>
+              <w:t>μν</w:t>
+            </w:r>
+            <w:r>
+              <w:t xml:space="preserve"> and the term −¼F</w:t>
+            </w:r>
+            <w:r>
+              <w:rPr>
+                <w:vertAlign w:val="subscript"/>
+              </w:rPr>
+              <w:t>μν</w:t>
+            </w:r>
+            <w:r>
+              <w:t>F</w:t>
+            </w:r>
+            <w:r>
+              <w:rPr>
+                <w:vertAlign w:val="superscript"/>
+              </w:rPr>
+              <w:t>μν</w:t>
+            </w:r>
+            <w:r>
+              <w:t xml:space="preserve"> (Lessons 42, 43)</w:t>
             </w:r>
           </w:p>
         </w:tc>
@@ -3986,7 +5363,13 @@
           </w:tcPr>
           <w:p>
             <w:r>
-              <w:t>ε^μνρσ</w:t>
+              <w:t>ε</w:t>
+            </w:r>
+            <w:r>
+              <w:rPr>
+                <w:vertAlign w:val="superscript"/>
+              </w:rPr>
+              <w:t>μνρσ</w:t>
             </w:r>
           </w:p>
         </w:tc>
@@ -4023,7 +5406,16 @@
           </w:tcPr>
           <w:p>
             <w:r>
-              <w:t>p^μ with p·p = m²</w:t>
+              <w:t>p</w:t>
+            </w:r>
+            <w:r>
+              <w:rPr>
+                <w:vertAlign w:val="superscript"/>
+              </w:rPr>
+              <w:t>μ</w:t>
+            </w:r>
+            <w:r>
+              <w:t xml:space="preserve"> with p·p = m²</w:t>
             </w:r>
           </w:p>
         </w:tc>
@@ -4060,7 +5452,31 @@
           </w:tcPr>
           <w:p>
             <w:r>
-              <w:t>e^(−ip·x) and p^μ → i∂^μ</w:t>
+              <w:t>e</w:t>
+            </w:r>
+            <w:r>
+              <w:rPr>
+                <w:vertAlign w:val="superscript"/>
+              </w:rPr>
+              <w:t>−ip·x</w:t>
+            </w:r>
+            <w:r>
+              <w:t xml:space="preserve"> and p</w:t>
+            </w:r>
+            <w:r>
+              <w:rPr>
+                <w:vertAlign w:val="superscript"/>
+              </w:rPr>
+              <w:t>μ</w:t>
+            </w:r>
+            <w:r>
+              <w:t xml:space="preserve"> → i∂</w:t>
+            </w:r>
+            <w:r>
+              <w:rPr>
+                <w:vertAlign w:val="superscript"/>
+              </w:rPr>
+              <w:t>μ</w:t>
             </w:r>
           </w:p>
         </w:tc>
@@ -4122,7 +5538,61 @@
     </w:tbl>
     <w:p>
       <w:r>
-        <w:t>The QED Lagrangian of Lesson 42 is a sum of three fully contracted expressions: ψ̄γ^μ∂_μψ, ψ̄γ^μψ A_μ, and F_μνF^μν. Reading those terms requires nothing beyond the rules of this lesson plus the gamma matrices of Lesson 21. Everything that follows in the course, including the Feynman rules, is a consequence of insisting that the theory be written in this language.</w:t>
+        <w:t>The QED Lagrangian of Lesson 42 is a sum of three fully contracted expressions: ψ̄γ</w:t>
+      </w:r>
+      <w:r>
+        <w:rPr>
+          <w:vertAlign w:val="superscript"/>
+        </w:rPr>
+        <w:t>μ</w:t>
+      </w:r>
+      <w:r>
+        <w:t>∂</w:t>
+      </w:r>
+      <w:r>
+        <w:rPr>
+          <w:vertAlign w:val="subscript"/>
+        </w:rPr>
+        <w:t>μ</w:t>
+      </w:r>
+      <w:r>
+        <w:t>ψ, ψ̄γ</w:t>
+      </w:r>
+      <w:r>
+        <w:rPr>
+          <w:vertAlign w:val="superscript"/>
+        </w:rPr>
+        <w:t>μ</w:t>
+      </w:r>
+      <w:r>
+        <w:t>ψ A</w:t>
+      </w:r>
+      <w:r>
+        <w:rPr>
+          <w:vertAlign w:val="subscript"/>
+        </w:rPr>
+        <w:t>μ</w:t>
+      </w:r>
+      <w:r>
+        <w:t>, and F</w:t>
+      </w:r>
+      <w:r>
+        <w:rPr>
+          <w:vertAlign w:val="subscript"/>
+        </w:rPr>
+        <w:t>μν</w:t>
+      </w:r>
+      <w:r>
+        <w:t>F</w:t>
+      </w:r>
+      <w:r>
+        <w:rPr>
+          <w:vertAlign w:val="superscript"/>
+        </w:rPr>
+        <w:t>μν</w:t>
+      </w:r>
+      <w:r>
+        <w:t>. Reading those terms requires nothing beyond the rules of this lesson plus the gamma matrices of Lesson 21. Everything that follows in the course, including the Feynman rules, is a consequence of insisting that the theory be written in this language.</w:t>
       </w:r>
     </w:p>
     <w:p>
@@ -4154,7 +5624,16 @@
         </w:numPr>
       </w:pPr>
       <w:r>
-        <w:t>The metric g_μν = diag(1, −1, −1, −1) lowers indices, flips the sign of spatial components, and defines the invariant scalar product a·b = a⁰b⁰ − a·b.</w:t>
+        <w:t>The metric g</w:t>
+      </w:r>
+      <w:r>
+        <w:rPr>
+          <w:vertAlign w:val="subscript"/>
+        </w:rPr>
+        <w:t>μν</w:t>
+      </w:r>
+      <w:r>
+        <w:t xml:space="preserve"> = diag(1, −1, −1, −1) lowers indices, flips the sign of spatial components, and defines the invariant scalar product a·b = a⁰b⁰ − a·b.</w:t>
       </w:r>
     </w:p>
     <w:p>
@@ -4178,7 +5657,52 @@
         </w:numPr>
       </w:pPr>
       <w:r>
-        <w:t>The four-gradient ∂_μ = (∂_t, ∇) is covariant, and □ = ∂_μ∂^μ = ∂_t² − ∇² is invariant.</w:t>
+        <w:t>The four-gradient ∂</w:t>
+      </w:r>
+      <w:r>
+        <w:rPr>
+          <w:vertAlign w:val="subscript"/>
+        </w:rPr>
+        <w:t>μ</w:t>
+      </w:r>
+      <w:r>
+        <w:t xml:space="preserve"> = (∂</w:t>
+      </w:r>
+      <w:r>
+        <w:rPr>
+          <w:vertAlign w:val="subscript"/>
+        </w:rPr>
+        <w:t>t</w:t>
+      </w:r>
+      <w:r>
+        <w:t>, ∇) is covariant, and □ = ∂</w:t>
+      </w:r>
+      <w:r>
+        <w:rPr>
+          <w:vertAlign w:val="subscript"/>
+        </w:rPr>
+        <w:t>μ</w:t>
+      </w:r>
+      <w:r>
+        <w:t>∂</w:t>
+      </w:r>
+      <w:r>
+        <w:rPr>
+          <w:vertAlign w:val="superscript"/>
+        </w:rPr>
+        <w:t>μ</w:t>
+      </w:r>
+      <w:r>
+        <w:t xml:space="preserve"> = ∂</w:t>
+      </w:r>
+      <w:r>
+        <w:rPr>
+          <w:vertAlign w:val="subscript"/>
+        </w:rPr>
+        <w:t>t</w:t>
+      </w:r>
+      <w:r>
+        <w:t>² − ∇² is invariant.</w:t>
       </w:r>
     </w:p>
     <w:p>
@@ -4202,7 +5726,16 @@
         </w:numPr>
       </w:pPr>
       <w:r>
-        <w:t>The four-velocity has u·u = 1, and the four-momentum p^μ = (E, p) has p·p = m².</w:t>
+        <w:t>The four-velocity has u·u = 1, and the four-momentum p</w:t>
+      </w:r>
+      <w:r>
+        <w:rPr>
+          <w:vertAlign w:val="superscript"/>
+        </w:rPr>
+        <w:t>μ</w:t>
+      </w:r>
+      <w:r>
+        <w:t xml:space="preserve"> = (E, p) has p·p = m².</w:t>
       </w:r>
     </w:p>
     <w:p>
@@ -4214,7 +5747,34 @@
         </w:numPr>
       </w:pPr>
       <w:r>
-        <w:t>The plane wave e^(−ip·x) is covariant, and i∂^μ acting on it returns p^μ.</w:t>
+        <w:t>The plane wave e</w:t>
+      </w:r>
+      <w:r>
+        <w:rPr>
+          <w:vertAlign w:val="superscript"/>
+        </w:rPr>
+        <w:t>−ip·x</w:t>
+      </w:r>
+      <w:r>
+        <w:t xml:space="preserve"> is covariant, and i∂</w:t>
+      </w:r>
+      <w:r>
+        <w:rPr>
+          <w:vertAlign w:val="superscript"/>
+        </w:rPr>
+        <w:t>μ</w:t>
+      </w:r>
+      <w:r>
+        <w:t xml:space="preserve"> acting on it returns p</w:t>
+      </w:r>
+      <w:r>
+        <w:rPr>
+          <w:vertAlign w:val="superscript"/>
+        </w:rPr>
+        <w:t>μ</w:t>
+      </w:r>
+      <w:r>
+        <w:t>.</w:t>
       </w:r>
     </w:p>
     <w:p>
@@ -4327,7 +5887,49 @@
           </w:tcPr>
           <w:p>
             <w:r>
-              <w:t>For x^μ = (3, 1, −2, 0) write x_μ and compute x·x. For a^μ = (2, 1, 0, 0) and b^μ = (1, 1, 0, 0) compute a·b, a·a, and b·b, and classify each vector.</w:t>
+              <w:rPr>
+                <w:b/>
+              </w:rPr>
+              <w:t>Core.</w:t>
+            </w:r>
+            <w:r>
+              <w:t xml:space="preserve"> For x</w:t>
+            </w:r>
+            <w:r>
+              <w:rPr>
+                <w:vertAlign w:val="superscript"/>
+              </w:rPr>
+              <w:t>μ</w:t>
+            </w:r>
+            <w:r>
+              <w:t xml:space="preserve"> = (3, 1, −2, 0) write x</w:t>
+            </w:r>
+            <w:r>
+              <w:rPr>
+                <w:vertAlign w:val="subscript"/>
+              </w:rPr>
+              <w:t>μ</w:t>
+            </w:r>
+            <w:r>
+              <w:t xml:space="preserve"> and compute x·x. For a</w:t>
+            </w:r>
+            <w:r>
+              <w:rPr>
+                <w:vertAlign w:val="superscript"/>
+              </w:rPr>
+              <w:t>μ</w:t>
+            </w:r>
+            <w:r>
+              <w:t xml:space="preserve"> = (2, 1, 0, 0) and b</w:t>
+            </w:r>
+            <w:r>
+              <w:rPr>
+                <w:vertAlign w:val="superscript"/>
+              </w:rPr>
+              <w:t>μ</w:t>
+            </w:r>
+            <w:r>
+              <w:t xml:space="preserve"> = (1, 1, 0, 0) compute a·b, a·a, and b·b, and classify each vector.</w:t>
             </w:r>
           </w:p>
         </w:tc>
@@ -4365,7 +5967,22 @@
           </w:tcPr>
           <w:p>
             <w:r>
-              <w:t>Write the boost matrix for β = 0.6 numerically and apply it to x^μ = (5, 3, 0, 0). Compare with Worked example 3 of Lesson 3.</w:t>
+              <w:rPr>
+                <w:b/>
+              </w:rPr>
+              <w:t>Core.</w:t>
+            </w:r>
+            <w:r>
+              <w:t xml:space="preserve"> Write the boost matrix for β = 0.6 numerically and apply it to x</w:t>
+            </w:r>
+            <w:r>
+              <w:rPr>
+                <w:vertAlign w:val="superscript"/>
+              </w:rPr>
+              <w:t>μ</w:t>
+            </w:r>
+            <w:r>
+              <w:t xml:space="preserve"> = (5, 3, 0, 0). Compare with Worked example 3 of Lesson 3.</w:t>
             </w:r>
           </w:p>
         </w:tc>
@@ -4401,7 +6018,13 @@
           </w:tcPr>
           <w:p>
             <w:r>
-              <w:t>Show that the product of two boosts along x with rapidities φ₁ and φ₂ is a boost with rapidity φ₁ + φ₂.</w:t>
+              <w:rPr>
+                <w:b/>
+              </w:rPr>
+              <w:t>Extension.</w:t>
+            </w:r>
+            <w:r>
+              <w:t xml:space="preserve"> Show that the product of two boosts along x with rapidities φ₁ and φ₂ is a boost with rapidity φ₁ + φ₂.</w:t>
             </w:r>
           </w:p>
         </w:tc>
@@ -4439,7 +6062,22 @@
           </w:tcPr>
           <w:p>
             <w:r>
-              <w:t>Using the chain rule, show that ∂_μ transforms as a covariant vector.</w:t>
+              <w:rPr>
+                <w:b/>
+              </w:rPr>
+              <w:t>Core.</w:t>
+            </w:r>
+            <w:r>
+              <w:t xml:space="preserve"> Using the chain rule, show that ∂</w:t>
+            </w:r>
+            <w:r>
+              <w:rPr>
+                <w:vertAlign w:val="subscript"/>
+              </w:rPr>
+              <w:t>μ</w:t>
+            </w:r>
+            <w:r>
+              <w:t xml:space="preserve"> transforms as a covariant vector.</w:t>
             </w:r>
           </w:p>
         </w:tc>
@@ -4475,7 +6113,55 @@
           </w:tcPr>
           <w:p>
             <w:r>
-              <w:t>Verify ∂_μ x^ν = δ^ν_μ and use it to compute ∂_μ(a·x) for a constant four-vector a.</w:t>
+              <w:rPr>
+                <w:b/>
+              </w:rPr>
+              <w:t>Core.</w:t>
+            </w:r>
+            <w:r>
+              <w:t xml:space="preserve"> Verify ∂</w:t>
+            </w:r>
+            <w:r>
+              <w:rPr>
+                <w:vertAlign w:val="subscript"/>
+              </w:rPr>
+              <w:t>μ</w:t>
+            </w:r>
+            <w:r>
+              <w:t xml:space="preserve"> x</w:t>
+            </w:r>
+            <w:r>
+              <w:rPr>
+                <w:vertAlign w:val="superscript"/>
+              </w:rPr>
+              <w:t>ν</w:t>
+            </w:r>
+            <w:r>
+              <w:t xml:space="preserve"> = δ</w:t>
+            </w:r>
+            <w:r>
+              <w:rPr>
+                <w:vertAlign w:val="superscript"/>
+              </w:rPr>
+              <w:t>ν</w:t>
+            </w:r>
+            <w:r>
+              <w:rPr>
+                <w:vertAlign w:val="subscript"/>
+              </w:rPr>
+              <w:t>μ</w:t>
+            </w:r>
+            <w:r>
+              <w:t xml:space="preserve"> and use it to compute ∂</w:t>
+            </w:r>
+            <w:r>
+              <w:rPr>
+                <w:vertAlign w:val="subscript"/>
+              </w:rPr>
+              <w:t>μ</w:t>
+            </w:r>
+            <w:r>
+              <w:t>(a·x) for a constant four-vector a.</w:t>
             </w:r>
           </w:p>
         </w:tc>
@@ -4513,7 +6199,58 @@
           </w:tcPr>
           <w:p>
             <w:r>
-              <w:t>Show that ∂_μ∂^μ e^(−ik·x) = −(k·k) e^(−ik·x), and conclude that e^(−ik·x) solves the Klein–Gordon equation only when k·k = m².</w:t>
+              <w:rPr>
+                <w:b/>
+              </w:rPr>
+              <w:t>Core.</w:t>
+            </w:r>
+            <w:r>
+              <w:t xml:space="preserve"> Show that ∂</w:t>
+            </w:r>
+            <w:r>
+              <w:rPr>
+                <w:vertAlign w:val="subscript"/>
+              </w:rPr>
+              <w:t>μ</w:t>
+            </w:r>
+            <w:r>
+              <w:t>∂</w:t>
+            </w:r>
+            <w:r>
+              <w:rPr>
+                <w:vertAlign w:val="superscript"/>
+              </w:rPr>
+              <w:t>μ</w:t>
+            </w:r>
+            <w:r>
+              <w:t xml:space="preserve"> e</w:t>
+            </w:r>
+            <w:r>
+              <w:rPr>
+                <w:vertAlign w:val="superscript"/>
+              </w:rPr>
+              <w:t>−ik·x</w:t>
+            </w:r>
+            <w:r>
+              <w:t xml:space="preserve"> = −(k·k) e</w:t>
+            </w:r>
+            <w:r>
+              <w:rPr>
+                <w:vertAlign w:val="superscript"/>
+              </w:rPr>
+              <w:t>−ik·x</w:t>
+            </w:r>
+            <w:r>
+              <w:t>, and conclude that e</w:t>
+            </w:r>
+            <w:r>
+              <w:rPr>
+                <w:vertAlign w:val="superscript"/>
+              </w:rPr>
+              <w:t>−ik·x</w:t>
+            </w:r>
+            <w:r>
+              <w:t xml:space="preserve"> solves the Klein–Gordon equation only when k·k = m².</w:t>
             </w:r>
           </w:p>
         </w:tc>
@@ -4549,7 +6286,31 @@
           </w:tcPr>
           <w:p>
             <w:r>
-              <w:t>Prove that S^μν A_μν = 0 whenever S is symmetric and A is antisymmetric.</w:t>
+              <w:rPr>
+                <w:b/>
+              </w:rPr>
+              <w:t>Extension.</w:t>
+            </w:r>
+            <w:r>
+              <w:t xml:space="preserve"> Prove that S</w:t>
+            </w:r>
+            <w:r>
+              <w:rPr>
+                <w:vertAlign w:val="superscript"/>
+              </w:rPr>
+              <w:t>μν</w:t>
+            </w:r>
+            <w:r>
+              <w:t xml:space="preserve"> A</w:t>
+            </w:r>
+            <w:r>
+              <w:rPr>
+                <w:vertAlign w:val="subscript"/>
+              </w:rPr>
+              <w:t>μν</w:t>
+            </w:r>
+            <w:r>
+              <w:t xml:space="preserve"> = 0 whenever S is symmetric and A is antisymmetric.</w:t>
             </w:r>
           </w:p>
         </w:tc>
@@ -4587,7 +6348,58 @@
           </w:tcPr>
           <w:p>
             <w:r>
-              <w:t>A tensor T^μν has components T^01 = 2 and T^10 = −2, all others zero. Find its symmetric and antisymmetric parts and its trace g_μν T^μν.</w:t>
+              <w:rPr>
+                <w:b/>
+              </w:rPr>
+              <w:t>Core.</w:t>
+            </w:r>
+            <w:r>
+              <w:t xml:space="preserve"> A tensor T</w:t>
+            </w:r>
+            <w:r>
+              <w:rPr>
+                <w:vertAlign w:val="superscript"/>
+              </w:rPr>
+              <w:t>μν</w:t>
+            </w:r>
+            <w:r>
+              <w:t xml:space="preserve"> has components T</w:t>
+            </w:r>
+            <w:r>
+              <w:rPr>
+                <w:vertAlign w:val="superscript"/>
+              </w:rPr>
+              <w:t>01</w:t>
+            </w:r>
+            <w:r>
+              <w:t xml:space="preserve"> = 2 and T</w:t>
+            </w:r>
+            <w:r>
+              <w:rPr>
+                <w:vertAlign w:val="superscript"/>
+              </w:rPr>
+              <w:t>10</w:t>
+            </w:r>
+            <w:r>
+              <w:t xml:space="preserve"> = −2, all others zero. Find its symmetric and antisymmetric parts and its trace g</w:t>
+            </w:r>
+            <w:r>
+              <w:rPr>
+                <w:vertAlign w:val="subscript"/>
+              </w:rPr>
+              <w:t>μν</w:t>
+            </w:r>
+            <w:r>
+              <w:t xml:space="preserve"> T</w:t>
+            </w:r>
+            <w:r>
+              <w:rPr>
+                <w:vertAlign w:val="superscript"/>
+              </w:rPr>
+              <w:t>μν</w:t>
+            </w:r>
+            <w:r>
+              <w:t>.</w:t>
             </w:r>
           </w:p>
         </w:tc>
@@ -4623,7 +6435,13 @@
           </w:tcPr>
           <w:p>
             <w:r>
-              <w:t>Find the four-velocity of a particle with v = (0.6, 0, 0) and verify u·u = 1. Then find its four-momentum if m = 2 GeV.</w:t>
+              <w:rPr>
+                <w:b/>
+              </w:rPr>
+              <w:t>Core.</w:t>
+            </w:r>
+            <w:r>
+              <w:t xml:space="preserve"> Find the four-velocity of a particle with v = (0.6, 0, 0) and verify u·u = 1. Then find its four-momentum if m = 2 GeV.</w:t>
             </w:r>
           </w:p>
         </w:tc>
@@ -4661,7 +6479,31 @@
           </w:tcPr>
           <w:p>
             <w:r>
-              <w:t>Show that the four-acceleration a^μ = du^μ/dτ satisfies a·u = 0, and interpret this for a particle instantaneously at rest.</w:t>
+              <w:rPr>
+                <w:b/>
+              </w:rPr>
+              <w:t>Core.</w:t>
+            </w:r>
+            <w:r>
+              <w:t xml:space="preserve"> Show that the four-acceleration a</w:t>
+            </w:r>
+            <w:r>
+              <w:rPr>
+                <w:vertAlign w:val="superscript"/>
+              </w:rPr>
+              <w:t>μ</w:t>
+            </w:r>
+            <w:r>
+              <w:t xml:space="preserve"> = du</w:t>
+            </w:r>
+            <w:r>
+              <w:rPr>
+                <w:vertAlign w:val="superscript"/>
+              </w:rPr>
+              <w:t>μ</w:t>
+            </w:r>
+            <w:r>
+              <w:t>/dτ satisfies a·u = 0, and interpret this for a particle instantaneously at rest.</w:t>
             </w:r>
           </w:p>
         </w:tc>
@@ -4697,7 +6539,22 @@
           </w:tcPr>
           <w:p>
             <w:r>
-              <w:t>A photon has k^μ = ω(1, cos θ, sin θ, 0). Find its frequency for an observer moving with speed β along x, and evaluate at θ = 0, 90°, and 180°.</w:t>
+              <w:rPr>
+                <w:b/>
+              </w:rPr>
+              <w:t>Extension.</w:t>
+            </w:r>
+            <w:r>
+              <w:t xml:space="preserve"> A photon has k</w:t>
+            </w:r>
+            <w:r>
+              <w:rPr>
+                <w:vertAlign w:val="superscript"/>
+              </w:rPr>
+              <w:t>μ</w:t>
+            </w:r>
+            <w:r>
+              <w:t xml:space="preserve"> = ω(1, cos θ, sin θ, 0). Find its frequency for an observer moving with speed β along x, and evaluate at θ = 0, 90°, and 180°.</w:t>
             </w:r>
           </w:p>
         </w:tc>
@@ -4735,7 +6592,13 @@
           </w:tcPr>
           <w:p>
             <w:r>
-              <w:t>Two particles of mass m have four-momenta p₁ and p₂. Show that s = 2m² + 2p₁·p₂. Evaluate s for a head-on collision with energies E each and for a beam of energy E on a target at rest.</w:t>
+              <w:rPr>
+                <w:b/>
+              </w:rPr>
+              <w:t>Extension.</w:t>
+            </w:r>
+            <w:r>
+              <w:t xml:space="preserve"> Two particles of mass m have four-momenta p₁ and p₂. Show that s = 2m² + 2p₁·p₂. Evaluate s for a head-on collision with energies E each and for a beam of energy E on a target at rest.</w:t>
             </w:r>
           </w:p>
         </w:tc>
@@ -4771,7 +6634,13 @@
           </w:tcPr>
           <w:p>
             <w:r>
-              <w:t>Prove s + t + u = m₁² + m₂² + m₃² + m₄² using p₁ + p₂ = p₃ + p₄.</w:t>
+              <w:rPr>
+                <w:b/>
+              </w:rPr>
+              <w:t>Extension.</w:t>
+            </w:r>
+            <w:r>
+              <w:t xml:space="preserve"> Prove s + t + u = m₁² + m₂² + m₃² + m₄² using p₁ + p₂ = p₃ + p₄.</w:t>
             </w:r>
           </w:p>
         </w:tc>
@@ -4809,7 +6678,40 @@
           </w:tcPr>
           <w:p>
             <w:r>
-              <w:t>Write ∂_μ j^μ = 0 in components for j^μ = (ρ, j) and explain why the equation is Lorentz invariant.</w:t>
+              <w:rPr>
+                <w:b/>
+              </w:rPr>
+              <w:t>Extension.</w:t>
+            </w:r>
+            <w:r>
+              <w:t xml:space="preserve"> Write ∂</w:t>
+            </w:r>
+            <w:r>
+              <w:rPr>
+                <w:vertAlign w:val="subscript"/>
+              </w:rPr>
+              <w:t>μ</w:t>
+            </w:r>
+            <w:r>
+              <w:t xml:space="preserve"> j</w:t>
+            </w:r>
+            <w:r>
+              <w:rPr>
+                <w:vertAlign w:val="superscript"/>
+              </w:rPr>
+              <w:t>μ</w:t>
+            </w:r>
+            <w:r>
+              <w:t xml:space="preserve"> = 0 in components for j</w:t>
+            </w:r>
+            <w:r>
+              <w:rPr>
+                <w:vertAlign w:val="superscript"/>
+              </w:rPr>
+              <w:t>μ</w:t>
+            </w:r>
+            <w:r>
+              <w:t xml:space="preserve"> = (ρ, j) and explain why the equation is Lorentz invariant.</w:t>
             </w:r>
           </w:p>
         </w:tc>
@@ -4845,7 +6747,13 @@
           </w:tcPr>
           <w:p>
             <w:r>
-              <w:t>Show that Λ⁻¹ = g⁻¹ Λᵀ g follows from ΛᵀgΛ = g, and use it to write the inverse of the boost matrix of Section 2.1.</w:t>
+              <w:rPr>
+                <w:b/>
+              </w:rPr>
+              <w:t>Extension.</w:t>
+            </w:r>
+            <w:r>
+              <w:t xml:space="preserve"> Show that Λ⁻¹ = g⁻¹ Λᵀ g follows from ΛᵀgΛ = g, and use it to write the inverse of the boost matrix of Section 2.1.</w:t>
             </w:r>
           </w:p>
         </w:tc>
@@ -4883,7 +6791,13 @@
           </w:tcPr>
           <w:p>
             <w:r>
-              <w:t>Challenge: from the 00 component of ΛᵀgΛ = g show that (Λ⁰₀)² ≥ 1, and from the determinant show det Λ = ±1. Explain why the Lorentz group therefore has four disconnected pieces, and name a transformation in each.</w:t>
+              <w:rPr>
+                <w:b/>
+              </w:rPr>
+              <w:t>Challenge.</w:t>
+            </w:r>
+            <w:r>
+              <w:t xml:space="preserve"> From the 00 component of ΛᵀgΛ = g show that (Λ⁰₀)² ≥ 1, and from the determinant show det Λ = ±1. Explain why the Lorentz group therefore has four disconnected pieces, and name a transformation in each.</w:t>
             </w:r>
           </w:p>
         </w:tc>
@@ -4900,6 +6814,14 @@
     <w:p>
       <w:r>
         <w:rPr>
+          <w:i/>
+        </w:rPr>
+        <w:t>Attempt each exercise before reading its solution. If you are stuck, read only the first sentence of the solution, then try again.</w:t>
+      </w:r>
+    </w:p>
+    <w:p>
+      <w:r>
+        <w:rPr>
           <w:b/>
         </w:rPr>
         <w:t>1.</w:t>
@@ -4908,7 +6830,16 @@
         <w:t xml:space="preserve"> </w:t>
       </w:r>
       <w:r>
-        <w:t>x_μ = (3, −1, 2, 0) and x·x = 9 − 1 − 4 = 4, timelike. a·b = 2 − 1 = 1; a·a = 4 − 1 = 3, timelike; b·b = 1 − 1 = 0, lightlike.</w:t>
+        <w:t>x</w:t>
+      </w:r>
+      <w:r>
+        <w:rPr>
+          <w:vertAlign w:val="subscript"/>
+        </w:rPr>
+        <w:t>μ</w:t>
+      </w:r>
+      <w:r>
+        <w:t xml:space="preserve"> = (3, −1, 2, 0) and x·x = 9 − 1 − 4 = 4, timelike. a·b = 2 − 1 = 1; a·a = 4 − 1 = 3, timelike; b·b = 1 − 1 = 0, lightlike.</w:t>
       </w:r>
     </w:p>
     <w:p>
@@ -4950,7 +6881,100 @@
         <w:t xml:space="preserve"> </w:t>
       </w:r>
       <w:r>
-        <w:t>Since x^ν = (Λ⁻¹)^ν_μ x′^μ, the chain rule gives ∂/∂x′^μ = (∂x^ν/∂x′^μ) ∂/∂x^ν = (Λ⁻¹)^ν_μ ∂_ν, which is the covariant transformation law.</w:t>
+        <w:t>Since x</w:t>
+      </w:r>
+      <w:r>
+        <w:rPr>
+          <w:vertAlign w:val="superscript"/>
+        </w:rPr>
+        <w:t>ν</w:t>
+      </w:r>
+      <w:r>
+        <w:t xml:space="preserve"> = (Λ⁻¹)</w:t>
+      </w:r>
+      <w:r>
+        <w:rPr>
+          <w:vertAlign w:val="superscript"/>
+        </w:rPr>
+        <w:t>ν</w:t>
+      </w:r>
+      <w:r>
+        <w:rPr>
+          <w:vertAlign w:val="subscript"/>
+        </w:rPr>
+        <w:t>μ</w:t>
+      </w:r>
+      <w:r>
+        <w:t xml:space="preserve"> x′</w:t>
+      </w:r>
+      <w:r>
+        <w:rPr>
+          <w:vertAlign w:val="superscript"/>
+        </w:rPr>
+        <w:t>μ</w:t>
+      </w:r>
+      <w:r>
+        <w:t>, the chain rule gives ∂/∂x′</w:t>
+      </w:r>
+      <w:r>
+        <w:rPr>
+          <w:vertAlign w:val="superscript"/>
+        </w:rPr>
+        <w:t>μ</w:t>
+      </w:r>
+      <w:r>
+        <w:t xml:space="preserve"> = (∂x</w:t>
+      </w:r>
+      <w:r>
+        <w:rPr>
+          <w:vertAlign w:val="superscript"/>
+        </w:rPr>
+        <w:t>ν</w:t>
+      </w:r>
+      <w:r>
+        <w:t>/∂x′</w:t>
+      </w:r>
+      <w:r>
+        <w:rPr>
+          <w:vertAlign w:val="superscript"/>
+        </w:rPr>
+        <w:t>μ</w:t>
+      </w:r>
+      <w:r>
+        <w:t>) ∂/∂x</w:t>
+      </w:r>
+      <w:r>
+        <w:rPr>
+          <w:vertAlign w:val="superscript"/>
+        </w:rPr>
+        <w:t>ν</w:t>
+      </w:r>
+      <w:r>
+        <w:t xml:space="preserve"> = (Λ⁻¹)</w:t>
+      </w:r>
+      <w:r>
+        <w:rPr>
+          <w:vertAlign w:val="superscript"/>
+        </w:rPr>
+        <w:t>ν</w:t>
+      </w:r>
+      <w:r>
+        <w:rPr>
+          <w:vertAlign w:val="subscript"/>
+        </w:rPr>
+        <w:t>μ</w:t>
+      </w:r>
+      <w:r>
+        <w:t xml:space="preserve"> ∂</w:t>
+      </w:r>
+      <w:r>
+        <w:rPr>
+          <w:vertAlign w:val="subscript"/>
+        </w:rPr>
+        <w:t>ν</w:t>
+      </w:r>
+      <w:r>
+        <w:t>, which is the covariant transformation law.</w:t>
       </w:r>
     </w:p>
     <w:p>
@@ -4964,7 +6988,100 @@
         <w:t xml:space="preserve"> </w:t>
       </w:r>
       <w:r>
-        <w:t>Each coordinate depends only on itself, so ∂x^ν/∂x^μ = δ^ν_μ. Then ∂_μ(a_ν x^ν) = a_ν δ^ν_μ = a_μ.</w:t>
+        <w:t>Each coordinate depends only on itself, so ∂x</w:t>
+      </w:r>
+      <w:r>
+        <w:rPr>
+          <w:vertAlign w:val="superscript"/>
+        </w:rPr>
+        <w:t>ν</w:t>
+      </w:r>
+      <w:r>
+        <w:t>/∂x</w:t>
+      </w:r>
+      <w:r>
+        <w:rPr>
+          <w:vertAlign w:val="superscript"/>
+        </w:rPr>
+        <w:t>μ</w:t>
+      </w:r>
+      <w:r>
+        <w:t xml:space="preserve"> = δ</w:t>
+      </w:r>
+      <w:r>
+        <w:rPr>
+          <w:vertAlign w:val="superscript"/>
+        </w:rPr>
+        <w:t>ν</w:t>
+      </w:r>
+      <w:r>
+        <w:rPr>
+          <w:vertAlign w:val="subscript"/>
+        </w:rPr>
+        <w:t>μ</w:t>
+      </w:r>
+      <w:r>
+        <w:t>. Then ∂</w:t>
+      </w:r>
+      <w:r>
+        <w:rPr>
+          <w:vertAlign w:val="subscript"/>
+        </w:rPr>
+        <w:t>μ</w:t>
+      </w:r>
+      <w:r>
+        <w:t>(a</w:t>
+      </w:r>
+      <w:r>
+        <w:rPr>
+          <w:vertAlign w:val="subscript"/>
+        </w:rPr>
+        <w:t>ν</w:t>
+      </w:r>
+      <w:r>
+        <w:t xml:space="preserve"> x</w:t>
+      </w:r>
+      <w:r>
+        <w:rPr>
+          <w:vertAlign w:val="superscript"/>
+        </w:rPr>
+        <w:t>ν</w:t>
+      </w:r>
+      <w:r>
+        <w:t>) = a</w:t>
+      </w:r>
+      <w:r>
+        <w:rPr>
+          <w:vertAlign w:val="subscript"/>
+        </w:rPr>
+        <w:t>ν</w:t>
+      </w:r>
+      <w:r>
+        <w:t xml:space="preserve"> δ</w:t>
+      </w:r>
+      <w:r>
+        <w:rPr>
+          <w:vertAlign w:val="superscript"/>
+        </w:rPr>
+        <w:t>ν</w:t>
+      </w:r>
+      <w:r>
+        <w:rPr>
+          <w:vertAlign w:val="subscript"/>
+        </w:rPr>
+        <w:t>μ</w:t>
+      </w:r>
+      <w:r>
+        <w:t xml:space="preserve"> = a</w:t>
+      </w:r>
+      <w:r>
+        <w:rPr>
+          <w:vertAlign w:val="subscript"/>
+        </w:rPr>
+        <w:t>μ</w:t>
+      </w:r>
+      <w:r>
+        <w:t>.</w:t>
       </w:r>
     </w:p>
     <w:p>
@@ -4978,7 +7095,70 @@
         <w:t xml:space="preserve"> </w:t>
       </w:r>
       <w:r>
-        <w:t>∂_μ e^(−ik·x) = −ik_μ e^(−ik·x), and applying ∂^μ gives (−ik_μ)(−ik^μ) = −k·k. The Klein–Gordon equation (□ + m²)φ = 0 then requires −k·k + m² = 0.</w:t>
+        <w:t>∂</w:t>
+      </w:r>
+      <w:r>
+        <w:rPr>
+          <w:vertAlign w:val="subscript"/>
+        </w:rPr>
+        <w:t>μ</w:t>
+      </w:r>
+      <w:r>
+        <w:t xml:space="preserve"> e</w:t>
+      </w:r>
+      <w:r>
+        <w:rPr>
+          <w:vertAlign w:val="superscript"/>
+        </w:rPr>
+        <w:t>−ik·x</w:t>
+      </w:r>
+      <w:r>
+        <w:t xml:space="preserve"> = −ik</w:t>
+      </w:r>
+      <w:r>
+        <w:rPr>
+          <w:vertAlign w:val="subscript"/>
+        </w:rPr>
+        <w:t>μ</w:t>
+      </w:r>
+      <w:r>
+        <w:t xml:space="preserve"> e</w:t>
+      </w:r>
+      <w:r>
+        <w:rPr>
+          <w:vertAlign w:val="superscript"/>
+        </w:rPr>
+        <w:t>−ik·x</w:t>
+      </w:r>
+      <w:r>
+        <w:t>, and applying ∂</w:t>
+      </w:r>
+      <w:r>
+        <w:rPr>
+          <w:vertAlign w:val="superscript"/>
+        </w:rPr>
+        <w:t>μ</w:t>
+      </w:r>
+      <w:r>
+        <w:t xml:space="preserve"> gives (−ik</w:t>
+      </w:r>
+      <w:r>
+        <w:rPr>
+          <w:vertAlign w:val="subscript"/>
+        </w:rPr>
+        <w:t>μ</w:t>
+      </w:r>
+      <w:r>
+        <w:t>)(−ik</w:t>
+      </w:r>
+      <w:r>
+        <w:rPr>
+          <w:vertAlign w:val="superscript"/>
+        </w:rPr>
+        <w:t>μ</w:t>
+      </w:r>
+      <w:r>
+        <w:t>) = −k·k. The Klein–Gordon equation (□ + m²)φ = 0 then requires −k·k + m² = 0.</w:t>
       </w:r>
     </w:p>
     <w:p>
@@ -4992,7 +7172,79 @@
         <w:t xml:space="preserve"> </w:t>
       </w:r>
       <w:r>
-        <w:t>S^μν A_μν = S^νμ A_μν = −S^νμ A_νμ = −S^μν A_μν after renaming the dummy indices, so the quantity equals its own negative and vanishes.</w:t>
+        <w:t>S</w:t>
+      </w:r>
+      <w:r>
+        <w:rPr>
+          <w:vertAlign w:val="superscript"/>
+        </w:rPr>
+        <w:t>μν</w:t>
+      </w:r>
+      <w:r>
+        <w:t xml:space="preserve"> A</w:t>
+      </w:r>
+      <w:r>
+        <w:rPr>
+          <w:vertAlign w:val="subscript"/>
+        </w:rPr>
+        <w:t>μν</w:t>
+      </w:r>
+      <w:r>
+        <w:t xml:space="preserve"> = S</w:t>
+      </w:r>
+      <w:r>
+        <w:rPr>
+          <w:vertAlign w:val="superscript"/>
+        </w:rPr>
+        <w:t>νμ</w:t>
+      </w:r>
+      <w:r>
+        <w:t xml:space="preserve"> A</w:t>
+      </w:r>
+      <w:r>
+        <w:rPr>
+          <w:vertAlign w:val="subscript"/>
+        </w:rPr>
+        <w:t>μν</w:t>
+      </w:r>
+      <w:r>
+        <w:t xml:space="preserve"> = −S</w:t>
+      </w:r>
+      <w:r>
+        <w:rPr>
+          <w:vertAlign w:val="superscript"/>
+        </w:rPr>
+        <w:t>νμ</w:t>
+      </w:r>
+      <w:r>
+        <w:t xml:space="preserve"> A</w:t>
+      </w:r>
+      <w:r>
+        <w:rPr>
+          <w:vertAlign w:val="subscript"/>
+        </w:rPr>
+        <w:t>νμ</w:t>
+      </w:r>
+      <w:r>
+        <w:t xml:space="preserve"> = −S</w:t>
+      </w:r>
+      <w:r>
+        <w:rPr>
+          <w:vertAlign w:val="superscript"/>
+        </w:rPr>
+        <w:t>μν</w:t>
+      </w:r>
+      <w:r>
+        <w:t xml:space="preserve"> A</w:t>
+      </w:r>
+      <w:r>
+        <w:rPr>
+          <w:vertAlign w:val="subscript"/>
+        </w:rPr>
+        <w:t>μν</w:t>
+      </w:r>
+      <w:r>
+        <w:t xml:space="preserve"> after renaming the dummy indices, so the quantity equals its own negative and vanishes.</w:t>
       </w:r>
     </w:p>
     <w:p>
@@ -5006,7 +7258,79 @@
         <w:t xml:space="preserve"> </w:t>
       </w:r>
       <w:r>
-        <w:t>The symmetric part (T^μν + T^νμ)/2 vanishes; the antisymmetric part is T itself. The trace g_μν T^μν = T^00 − T^11 − T^22 − T^33 = 0.</w:t>
+        <w:t>The symmetric part (T</w:t>
+      </w:r>
+      <w:r>
+        <w:rPr>
+          <w:vertAlign w:val="superscript"/>
+        </w:rPr>
+        <w:t>μν</w:t>
+      </w:r>
+      <w:r>
+        <w:t xml:space="preserve"> + T</w:t>
+      </w:r>
+      <w:r>
+        <w:rPr>
+          <w:vertAlign w:val="superscript"/>
+        </w:rPr>
+        <w:t>νμ</w:t>
+      </w:r>
+      <w:r>
+        <w:t>)/2 vanishes; the antisymmetric part is T itself. The trace g</w:t>
+      </w:r>
+      <w:r>
+        <w:rPr>
+          <w:vertAlign w:val="subscript"/>
+        </w:rPr>
+        <w:t>μν</w:t>
+      </w:r>
+      <w:r>
+        <w:t xml:space="preserve"> T</w:t>
+      </w:r>
+      <w:r>
+        <w:rPr>
+          <w:vertAlign w:val="superscript"/>
+        </w:rPr>
+        <w:t>μν</w:t>
+      </w:r>
+      <w:r>
+        <w:t xml:space="preserve"> = T</w:t>
+      </w:r>
+      <w:r>
+        <w:rPr>
+          <w:vertAlign w:val="superscript"/>
+        </w:rPr>
+        <w:t>00</w:t>
+      </w:r>
+      <w:r>
+        <w:t xml:space="preserve"> − T</w:t>
+      </w:r>
+      <w:r>
+        <w:rPr>
+          <w:vertAlign w:val="superscript"/>
+        </w:rPr>
+        <w:t>11</w:t>
+      </w:r>
+      <w:r>
+        <w:t xml:space="preserve"> − T</w:t>
+      </w:r>
+      <w:r>
+        <w:rPr>
+          <w:vertAlign w:val="superscript"/>
+        </w:rPr>
+        <w:t>22</w:t>
+      </w:r>
+      <w:r>
+        <w:t xml:space="preserve"> − T</w:t>
+      </w:r>
+      <w:r>
+        <w:rPr>
+          <w:vertAlign w:val="superscript"/>
+        </w:rPr>
+        <w:t>33</w:t>
+      </w:r>
+      <w:r>
+        <w:t xml:space="preserve"> = 0.</w:t>
       </w:r>
     </w:p>
     <w:p>
@@ -5020,7 +7344,25 @@
         <w:t xml:space="preserve"> </w:t>
       </w:r>
       <w:r>
-        <w:t>γ = 1.25, so u^μ = (1.25, 0.75, 0, 0) and u·u = 1.5625 − 0.5625 = 1. Then p^μ = (2.5, 1.5, 0, 0) GeV, with p·p = 6.25 − 2.25 = 4 GeV² = m².</w:t>
+        <w:t>γ = 1.25, so u</w:t>
+      </w:r>
+      <w:r>
+        <w:rPr>
+          <w:vertAlign w:val="superscript"/>
+        </w:rPr>
+        <w:t>μ</w:t>
+      </w:r>
+      <w:r>
+        <w:t xml:space="preserve"> = (1.25, 0.75, 0, 0) and u·u = 1.5625 − 0.5625 = 1. Then p</w:t>
+      </w:r>
+      <w:r>
+        <w:rPr>
+          <w:vertAlign w:val="superscript"/>
+        </w:rPr>
+        <w:t>μ</w:t>
+      </w:r>
+      <w:r>
+        <w:t xml:space="preserve"> = (2.5, 1.5, 0, 0) GeV, with p·p = 6.25 − 2.25 = 4 GeV² = m².</w:t>
       </w:r>
     </w:p>
     <w:p>
@@ -5090,7 +7432,34 @@
         <w:t xml:space="preserve"> </w:t>
       </w:r>
       <w:r>
-        <w:t>∂_μ j^μ = ∂_t ρ + ∇·j = 0. Both sides are scalars: the left is a full contraction of a covariant and a contravariant index, so it has the same value in every frame.</w:t>
+        <w:t>∂</w:t>
+      </w:r>
+      <w:r>
+        <w:rPr>
+          <w:vertAlign w:val="subscript"/>
+        </w:rPr>
+        <w:t>μ</w:t>
+      </w:r>
+      <w:r>
+        <w:t xml:space="preserve"> j</w:t>
+      </w:r>
+      <w:r>
+        <w:rPr>
+          <w:vertAlign w:val="superscript"/>
+        </w:rPr>
+        <w:t>μ</w:t>
+      </w:r>
+      <w:r>
+        <w:t xml:space="preserve"> = ∂</w:t>
+      </w:r>
+      <w:r>
+        <w:rPr>
+          <w:vertAlign w:val="subscript"/>
+        </w:rPr>
+        <w:t>t</w:t>
+      </w:r>
+      <w:r>
+        <w:t xml:space="preserve"> ρ + ∇·j = 0. Both sides are scalars: the left is a full contraction of a covariant and a contravariant index, so it has the same value in every frame.</w:t>
       </w:r>
     </w:p>
     <w:p>
@@ -5118,7 +7487,34 @@
         <w:t xml:space="preserve"> </w:t>
       </w:r>
       <w:r>
-        <w:t>The 00 component reads Σ_μ g_μμ (Λ^μ₀)² = 1, that is (Λ⁰₀)² − Σᵢ(Λⁱ₀)² = 1, so (Λ⁰₀)² ≥ 1. The determinant gives (det Λ)² det g = det g, so det Λ = ±1. Neither sign of det Λ nor sign of Λ⁰₀ can change continuously, giving four pieces: the identity (proper orthochronous), parity P = diag(1, −1, −1, −1) with det = −1, time reversal T = diag(−1, 1, 1, 1) with Λ⁰₀ = −1, and PT = −I with det = +1 and Λ⁰₀ = −1.</w:t>
+        <w:t>The 00 component reads Σ</w:t>
+      </w:r>
+      <w:r>
+        <w:rPr>
+          <w:vertAlign w:val="subscript"/>
+        </w:rPr>
+        <w:t>μ</w:t>
+      </w:r>
+      <w:r>
+        <w:t xml:space="preserve"> g</w:t>
+      </w:r>
+      <w:r>
+        <w:rPr>
+          <w:vertAlign w:val="subscript"/>
+        </w:rPr>
+        <w:t>μμ</w:t>
+      </w:r>
+      <w:r>
+        <w:t xml:space="preserve"> (Λ</w:t>
+      </w:r>
+      <w:r>
+        <w:rPr>
+          <w:vertAlign w:val="superscript"/>
+        </w:rPr>
+        <w:t>μ</w:t>
+      </w:r>
+      <w:r>
+        <w:t>₀)² = 1, that is (Λ⁰₀)² − Σᵢ(Λⁱ₀)² = 1, so (Λ⁰₀)² ≥ 1. The determinant gives (det Λ)² det g = det g, so det Λ = ±1. Neither sign of det Λ nor sign of Λ⁰₀ can change continuously, giving four pieces: the identity (proper orthochronous), parity P = diag(1, −1, −1, −1) with det = −1, time reversal T = diag(−1, 1, 1, 1) with Λ⁰₀ = −1, and PT = −I with det = +1 and Λ⁰₀ = −1.</w:t>
       </w:r>
     </w:p>
     <w:p>
@@ -5126,71 +7522,12 @@
         <w:pStyle w:val="Heading2"/>
       </w:pPr>
       <w:r>
-        <w:t>Mastery checklist</w:t>
+        <w:t>Mastery check</w:t>
       </w:r>
     </w:p>
     <w:p>
-      <w:pPr>
-        <w:pStyle w:val="ListBullet"/>
-      </w:pPr>
-      <w:r>
-        <w:t>I can lower and raise indices without hesitation and I know which components change sign.</w:t>
-      </w:r>
-    </w:p>
-    <w:p>
-      <w:pPr>
-        <w:pStyle w:val="ListBullet"/>
-      </w:pPr>
-      <w:r>
-        <w:t>I never write an equation with unmatched free indices or an index repeated three times.</w:t>
-      </w:r>
-    </w:p>
-    <w:p>
-      <w:pPr>
-        <w:pStyle w:val="ListBullet"/>
-      </w:pPr>
-      <w:r>
-        <w:t>I can write the boost matrix along any axis and verify ΛᵀgΛ = g.</w:t>
-      </w:r>
-    </w:p>
-    <w:p>
-      <w:pPr>
-        <w:pStyle w:val="ListBullet"/>
-      </w:pPr>
-      <w:r>
-        <w:t>I know that ∂_μ = (∂_t, ∇) and ∂^μ = (∂_t, −∇), and I can check the sign with ∂_μ x^ν = δ^ν_μ.</w:t>
-      </w:r>
-    </w:p>
-    <w:p>
-      <w:pPr>
-        <w:pStyle w:val="ListBullet"/>
-      </w:pPr>
-      <w:r>
-        <w:t>I can count the components of symmetric and antisymmetric tensors and explain why F^μν holds E and B.</w:t>
-      </w:r>
-    </w:p>
-    <w:p>
-      <w:pPr>
-        <w:pStyle w:val="ListBullet"/>
-      </w:pPr>
-      <w:r>
-        <w:t>I can build u^μ and p^μ for a given velocity and use p·p = m² to check a boost.</w:t>
-      </w:r>
-    </w:p>
-    <w:p>
-      <w:pPr>
-        <w:pStyle w:val="ListBullet"/>
-      </w:pPr>
-      <w:r>
-        <w:t>I can compute i∂^μ acting on e^(−ip·x) and state the sign convention for positive frequency.</w:t>
-      </w:r>
-    </w:p>
-    <w:p>
-      <w:pPr>
-        <w:pStyle w:val="ListBullet"/>
-      </w:pPr>
-      <w:r>
-        <w:t>I can compute s, t, and u for a simple process and verify their sum.</w:t>
+      <w:r>
+        <w:t>Before moving on, do the Core exercises without looking at the solutions and state this lesson's main result from memory. If both go smoothly, continue; if not, reread the sections the missed exercises cite.</w:t>
       </w:r>
     </w:p>
     <w:p>
@@ -5242,7 +7579,7 @@
         <w:color w:val="5A5A5A"/>
         <w:sz w:val="16"/>
       </w:rPr>
-      <w:t>QED Course   Lesson 4</w:t>
+      <w:t>A QED Course   Lesson 4</w:t>
     </w:r>
   </w:p>
 </w:hdr>
